--- a/Lecture/Chem/Exem/2025_26/3_Gr_2025.docx
+++ b/Lecture/Chem/Exem/2025_26/3_Gr_2025.docx
@@ -104,37 +104,12 @@
         <w:br/>
         <w:t>(</w:t>
       </w:r>
-      <w:proofErr w:type="spellStart"/>
       <w:r>
         <w:rPr>
           <w:sz w:val="28"/>
           <w:lang w:val="uk-UA"/>
         </w:rPr>
-        <w:t>Оліх</w:t>
-      </w:r>
-      <w:proofErr w:type="spellEnd"/>
-      <w:r>
-        <w:rPr>
-          <w:sz w:val="28"/>
-          <w:lang w:val="uk-UA"/>
-        </w:rPr>
-        <w:t xml:space="preserve"> О.Я., </w:t>
-      </w:r>
-      <w:proofErr w:type="spellStart"/>
-      <w:r>
-        <w:rPr>
-          <w:sz w:val="28"/>
-          <w:lang w:val="uk-UA"/>
-        </w:rPr>
-        <w:t>Кудін</w:t>
-      </w:r>
-      <w:proofErr w:type="spellEnd"/>
-      <w:r>
-        <w:rPr>
-          <w:sz w:val="28"/>
-          <w:lang w:val="uk-UA"/>
-        </w:rPr>
-        <w:t xml:space="preserve"> В.Г., </w:t>
+        <w:t xml:space="preserve">Оліх О.Я., Кудін В.Г., </w:t>
       </w:r>
       <w:r>
         <w:rPr>
@@ -170,7 +145,7 @@
     </w:p>
     <w:tbl>
       <w:tblPr>
-        <w:tblW w:w="10591" w:type="dxa"/>
+        <w:tblW w:w="9266" w:type="dxa"/>
         <w:jc w:val="center"/>
         <w:tblBorders>
           <w:top w:val="single" w:sz="4" w:space="0" w:color="auto"/>
@@ -186,11 +161,11 @@
       <w:tblGrid>
         <w:gridCol w:w="531"/>
         <w:gridCol w:w="2381"/>
-        <w:gridCol w:w="1056"/>
+        <w:gridCol w:w="1190"/>
+        <w:gridCol w:w="819"/>
         <w:gridCol w:w="1276"/>
-        <w:gridCol w:w="1134"/>
-        <w:gridCol w:w="1417"/>
-        <w:gridCol w:w="1417"/>
+        <w:gridCol w:w="787"/>
+        <w:gridCol w:w="903"/>
         <w:gridCol w:w="1379"/>
       </w:tblGrid>
       <w:tr>
@@ -234,207 +209,25 @@
         </w:tc>
         <w:tc>
           <w:tcPr>
-            <w:tcW w:w="1056" w:type="dxa"/>
-          </w:tcPr>
-          <w:p>
-            <w:pPr>
-              <w:spacing w:line="360" w:lineRule="auto"/>
-              <w:jc w:val="center"/>
-              <w:rPr>
-                <w:sz w:val="20"/>
-                <w:szCs w:val="20"/>
-                <w:lang w:val="uk-UA"/>
-              </w:rPr>
-            </w:pPr>
-            <w:r>
-              <w:rPr>
-                <w:sz w:val="20"/>
-                <w:szCs w:val="20"/>
-                <w:lang w:val="uk-UA"/>
-              </w:rPr>
-              <w:t>Л</w:t>
-            </w:r>
-            <w:r>
-              <w:rPr>
-                <w:sz w:val="20"/>
-                <w:szCs w:val="20"/>
-              </w:rPr>
-              <w:t>.</w:t>
-            </w:r>
-            <w:r>
-              <w:rPr>
-                <w:sz w:val="20"/>
-                <w:szCs w:val="20"/>
-                <w:lang w:val="uk-UA"/>
-              </w:rPr>
-              <w:t>Р</w:t>
-            </w:r>
-            <w:r>
-              <w:rPr>
-                <w:sz w:val="20"/>
-                <w:szCs w:val="20"/>
-              </w:rPr>
-              <w:t>.</w:t>
-            </w:r>
-            <w:r>
-              <w:rPr>
-                <w:sz w:val="20"/>
-                <w:szCs w:val="20"/>
-                <w:lang w:val="uk-UA"/>
-              </w:rPr>
-              <w:t xml:space="preserve"> </w:t>
-            </w:r>
-            <w:r>
-              <w:rPr>
-                <w:sz w:val="20"/>
-                <w:szCs w:val="20"/>
-                <w:lang w:val="uk-UA"/>
-              </w:rPr>
-              <w:t>(</w:t>
-            </w:r>
-            <w:r>
-              <w:rPr>
-                <w:sz w:val="20"/>
-                <w:szCs w:val="20"/>
-                <w:lang w:val="uk-UA"/>
-              </w:rPr>
-              <w:t>24</w:t>
-            </w:r>
-            <w:r>
-              <w:rPr>
-                <w:sz w:val="20"/>
-                <w:szCs w:val="20"/>
-                <w:lang w:val="uk-UA"/>
-              </w:rPr>
-              <w:t>)</w:t>
-            </w:r>
-          </w:p>
-        </w:tc>
-        <w:tc>
-          <w:tcPr>
-            <w:tcW w:w="1276" w:type="dxa"/>
-          </w:tcPr>
-          <w:p>
-            <w:pPr>
-              <w:spacing w:line="360" w:lineRule="auto"/>
-              <w:jc w:val="center"/>
-              <w:rPr>
-                <w:sz w:val="20"/>
-                <w:szCs w:val="20"/>
-                <w:lang w:val="uk-UA"/>
-              </w:rPr>
-            </w:pPr>
-            <w:r>
-              <w:rPr>
-                <w:sz w:val="20"/>
-                <w:szCs w:val="20"/>
-                <w:lang w:val="uk-UA"/>
-              </w:rPr>
-              <w:t xml:space="preserve">Семінар </w:t>
-            </w:r>
-            <w:r>
-              <w:rPr>
-                <w:sz w:val="20"/>
-                <w:szCs w:val="20"/>
-                <w:lang w:val="uk-UA"/>
-              </w:rPr>
-              <w:t>(</w:t>
-            </w:r>
-            <w:r>
-              <w:rPr>
-                <w:sz w:val="20"/>
-                <w:szCs w:val="20"/>
-                <w:lang w:val="uk-UA"/>
-              </w:rPr>
-              <w:t>36</w:t>
-            </w:r>
-            <w:r>
-              <w:rPr>
-                <w:sz w:val="20"/>
-                <w:szCs w:val="20"/>
-                <w:lang w:val="uk-UA"/>
-              </w:rPr>
-              <w:t>)</w:t>
-            </w:r>
-          </w:p>
-        </w:tc>
-        <w:tc>
-          <w:tcPr>
-            <w:tcW w:w="1134" w:type="dxa"/>
-          </w:tcPr>
-          <w:p>
-            <w:pPr>
-              <w:spacing w:line="360" w:lineRule="auto"/>
-              <w:jc w:val="center"/>
-              <w:rPr>
-                <w:sz w:val="20"/>
-                <w:szCs w:val="20"/>
-                <w:lang w:val="uk-UA"/>
-              </w:rPr>
-            </w:pPr>
-            <w:r>
-              <w:rPr>
-                <w:sz w:val="20"/>
-                <w:szCs w:val="20"/>
-                <w:lang w:val="uk-UA"/>
-              </w:rPr>
-              <w:t xml:space="preserve">Разом </w:t>
-            </w:r>
-            <w:r>
-              <w:rPr>
-                <w:sz w:val="20"/>
-                <w:szCs w:val="20"/>
-                <w:lang w:val="uk-UA"/>
-              </w:rPr>
-              <w:t>(6</w:t>
-            </w:r>
-            <w:r>
-              <w:rPr>
-                <w:sz w:val="20"/>
-                <w:szCs w:val="20"/>
-                <w:lang w:val="uk-UA"/>
-              </w:rPr>
-              <w:t>0</w:t>
-            </w:r>
-            <w:r>
-              <w:rPr>
-                <w:sz w:val="20"/>
-                <w:szCs w:val="20"/>
-                <w:lang w:val="uk-UA"/>
-              </w:rPr>
-              <w:t>)</w:t>
-            </w:r>
-          </w:p>
-        </w:tc>
-        <w:tc>
-          <w:tcPr>
-            <w:tcW w:w="1417" w:type="dxa"/>
-          </w:tcPr>
-          <w:p>
-            <w:pPr>
-              <w:spacing w:line="360" w:lineRule="auto"/>
-              <w:jc w:val="center"/>
-              <w:rPr>
-                <w:sz w:val="20"/>
-                <w:szCs w:val="20"/>
-                <w:lang w:val="uk-UA"/>
-              </w:rPr>
-            </w:pPr>
-            <w:r>
-              <w:rPr>
-                <w:sz w:val="20"/>
-                <w:szCs w:val="20"/>
-                <w:lang w:val="uk-UA"/>
-              </w:rPr>
-              <w:t>Підсумок</w:t>
-            </w:r>
-            <w:r>
-              <w:rPr>
-                <w:sz w:val="20"/>
-                <w:szCs w:val="20"/>
-                <w:lang w:val="uk-UA"/>
-              </w:rPr>
-              <w:t>,</w:t>
+            <w:tcW w:w="1190" w:type="dxa"/>
+          </w:tcPr>
+          <w:p>
+            <w:pPr>
+              <w:spacing w:line="360" w:lineRule="auto"/>
+              <w:jc w:val="center"/>
+              <w:rPr>
+                <w:sz w:val="20"/>
+                <w:szCs w:val="20"/>
+                <w:lang w:val="uk-UA"/>
+              </w:rPr>
+            </w:pPr>
+            <w:r>
+              <w:rPr>
+                <w:sz w:val="20"/>
+                <w:szCs w:val="20"/>
+                <w:lang w:val="uk-UA"/>
+              </w:rPr>
+              <w:t>Підсумок,</w:t>
             </w:r>
             <w:r>
               <w:rPr>
@@ -449,16 +242,190 @@
         </w:tc>
         <w:tc>
           <w:tcPr>
-            <w:tcW w:w="1417" w:type="dxa"/>
-          </w:tcPr>
-          <w:p>
-            <w:pPr>
-              <w:spacing w:line="360" w:lineRule="auto"/>
-              <w:jc w:val="center"/>
-              <w:rPr>
-                <w:sz w:val="20"/>
-                <w:szCs w:val="20"/>
-                <w:lang w:val="uk-UA"/>
+            <w:tcW w:w="819" w:type="dxa"/>
+          </w:tcPr>
+          <w:p>
+            <w:pPr>
+              <w:spacing w:line="360" w:lineRule="auto"/>
+              <w:jc w:val="center"/>
+              <w:rPr>
+                <w:sz w:val="20"/>
+                <w:szCs w:val="20"/>
+                <w:lang w:val="uk-UA"/>
+              </w:rPr>
+            </w:pPr>
+            <w:r>
+              <w:rPr>
+                <w:sz w:val="20"/>
+                <w:szCs w:val="20"/>
+                <w:lang w:val="uk-UA"/>
+              </w:rPr>
+              <w:t>Л</w:t>
+            </w:r>
+            <w:r>
+              <w:rPr>
+                <w:sz w:val="20"/>
+                <w:szCs w:val="20"/>
+              </w:rPr>
+              <w:t>.</w:t>
+            </w:r>
+            <w:r>
+              <w:rPr>
+                <w:sz w:val="20"/>
+                <w:szCs w:val="20"/>
+                <w:lang w:val="uk-UA"/>
+              </w:rPr>
+              <w:t>Р</w:t>
+            </w:r>
+            <w:r>
+              <w:rPr>
+                <w:sz w:val="20"/>
+                <w:szCs w:val="20"/>
+              </w:rPr>
+              <w:t>.</w:t>
+            </w:r>
+            <w:r>
+              <w:rPr>
+                <w:sz w:val="20"/>
+                <w:szCs w:val="20"/>
+                <w:lang w:val="uk-UA"/>
+              </w:rPr>
+              <w:t xml:space="preserve"> </w:t>
+            </w:r>
+            <w:r>
+              <w:rPr>
+                <w:sz w:val="20"/>
+                <w:szCs w:val="20"/>
+                <w:lang w:val="uk-UA"/>
+              </w:rPr>
+              <w:t>(</w:t>
+            </w:r>
+            <w:r>
+              <w:rPr>
+                <w:sz w:val="20"/>
+                <w:szCs w:val="20"/>
+                <w:lang w:val="en-US"/>
+              </w:rPr>
+              <w:t>30</w:t>
+            </w:r>
+            <w:r>
+              <w:rPr>
+                <w:sz w:val="20"/>
+                <w:szCs w:val="20"/>
+                <w:lang w:val="uk-UA"/>
+              </w:rPr>
+              <w:t>)</w:t>
+            </w:r>
+          </w:p>
+        </w:tc>
+        <w:tc>
+          <w:tcPr>
+            <w:tcW w:w="1276" w:type="dxa"/>
+          </w:tcPr>
+          <w:p>
+            <w:pPr>
+              <w:spacing w:line="360" w:lineRule="auto"/>
+              <w:jc w:val="center"/>
+              <w:rPr>
+                <w:sz w:val="20"/>
+                <w:szCs w:val="20"/>
+                <w:lang w:val="uk-UA"/>
+              </w:rPr>
+            </w:pPr>
+            <w:r>
+              <w:rPr>
+                <w:sz w:val="20"/>
+                <w:szCs w:val="20"/>
+                <w:lang w:val="uk-UA"/>
+              </w:rPr>
+              <w:t xml:space="preserve">Семінар </w:t>
+            </w:r>
+            <w:r>
+              <w:rPr>
+                <w:sz w:val="20"/>
+                <w:szCs w:val="20"/>
+                <w:lang w:val="uk-UA"/>
+              </w:rPr>
+              <w:t>(</w:t>
+            </w:r>
+            <w:r>
+              <w:rPr>
+                <w:sz w:val="20"/>
+                <w:szCs w:val="20"/>
+                <w:lang w:val="en-US"/>
+              </w:rPr>
+              <w:t>30</w:t>
+            </w:r>
+            <w:r>
+              <w:rPr>
+                <w:sz w:val="20"/>
+                <w:szCs w:val="20"/>
+                <w:lang w:val="uk-UA"/>
+              </w:rPr>
+              <w:t>)</w:t>
+            </w:r>
+          </w:p>
+        </w:tc>
+        <w:tc>
+          <w:tcPr>
+            <w:tcW w:w="787" w:type="dxa"/>
+          </w:tcPr>
+          <w:p>
+            <w:pPr>
+              <w:spacing w:line="360" w:lineRule="auto"/>
+              <w:jc w:val="center"/>
+              <w:rPr>
+                <w:sz w:val="20"/>
+                <w:szCs w:val="20"/>
+                <w:lang w:val="uk-UA"/>
+              </w:rPr>
+            </w:pPr>
+            <w:r>
+              <w:rPr>
+                <w:sz w:val="20"/>
+                <w:szCs w:val="20"/>
+                <w:lang w:val="uk-UA"/>
+              </w:rPr>
+              <w:t xml:space="preserve">Разом </w:t>
+            </w:r>
+            <w:r>
+              <w:rPr>
+                <w:sz w:val="20"/>
+                <w:szCs w:val="20"/>
+                <w:lang w:val="uk-UA"/>
+              </w:rPr>
+              <w:t>(6</w:t>
+            </w:r>
+            <w:r>
+              <w:rPr>
+                <w:sz w:val="20"/>
+                <w:szCs w:val="20"/>
+                <w:lang w:val="uk-UA"/>
+              </w:rPr>
+              <w:t>0</w:t>
+            </w:r>
+            <w:r>
+              <w:rPr>
+                <w:sz w:val="20"/>
+                <w:szCs w:val="20"/>
+                <w:lang w:val="uk-UA"/>
+              </w:rPr>
+              <w:t>)</w:t>
+            </w:r>
+          </w:p>
+        </w:tc>
+        <w:tc>
+          <w:tcPr>
+            <w:tcW w:w="903" w:type="dxa"/>
+          </w:tcPr>
+          <w:p>
+            <w:pPr>
+              <w:spacing w:line="360" w:lineRule="auto"/>
+              <w:jc w:val="center"/>
+              <w:rPr>
+                <w:sz w:val="20"/>
+                <w:szCs w:val="20"/>
+                <w:lang w:val="en-US"/>
               </w:rPr>
             </w:pPr>
             <w:r>
@@ -469,17 +436,6 @@
               </w:rPr>
               <w:t>Іспит (40)</w:t>
             </w:r>
-          </w:p>
-          <w:p>
-            <w:pPr>
-              <w:spacing w:line="360" w:lineRule="auto"/>
-              <w:jc w:val="center"/>
-              <w:rPr>
-                <w:sz w:val="20"/>
-                <w:szCs w:val="20"/>
-                <w:lang w:val="en-US"/>
-              </w:rPr>
-            </w:pPr>
           </w:p>
         </w:tc>
         <w:tc>
@@ -561,29 +517,37 @@
                 <w:sz w:val="22"/>
                 <w:szCs w:val="22"/>
               </w:rPr>
-              <w:t xml:space="preserve">Арсенюк </w:t>
-            </w:r>
-            <w:proofErr w:type="spellStart"/>
-            <w:r>
-              <w:rPr>
-                <w:sz w:val="22"/>
-                <w:szCs w:val="22"/>
-              </w:rPr>
-              <w:t>Нікіта</w:t>
-            </w:r>
-            <w:proofErr w:type="spellEnd"/>
-            <w:r>
-              <w:rPr>
-                <w:sz w:val="22"/>
-                <w:szCs w:val="22"/>
-              </w:rPr>
-              <w:t xml:space="preserve"> </w:t>
-            </w:r>
-          </w:p>
-        </w:tc>
-        <w:tc>
-          <w:tcPr>
-            <w:tcW w:w="1056" w:type="dxa"/>
+              <w:t xml:space="preserve">Арсенюк Нікіта </w:t>
+            </w:r>
+          </w:p>
+        </w:tc>
+        <w:tc>
+          <w:tcPr>
+            <w:tcW w:w="1190" w:type="dxa"/>
+          </w:tcPr>
+          <w:p>
+            <w:pPr>
+              <w:spacing w:line="360" w:lineRule="auto"/>
+              <w:jc w:val="center"/>
+              <w:rPr>
+                <w:sz w:val="20"/>
+                <w:szCs w:val="20"/>
+                <w:lang w:val="en-US"/>
+              </w:rPr>
+            </w:pPr>
+            <w:r>
+              <w:rPr>
+                <w:sz w:val="20"/>
+                <w:szCs w:val="20"/>
+                <w:lang w:val="uk-UA"/>
+              </w:rPr>
+              <w:t>70</w:t>
+            </w:r>
+          </w:p>
+        </w:tc>
+        <w:tc>
+          <w:tcPr>
+            <w:tcW w:w="819" w:type="dxa"/>
           </w:tcPr>
           <w:p>
             <w:pPr>
@@ -615,47 +579,23 @@
         </w:tc>
         <w:tc>
           <w:tcPr>
-            <w:tcW w:w="1134" w:type="dxa"/>
-          </w:tcPr>
-          <w:p>
-            <w:pPr>
-              <w:spacing w:line="360" w:lineRule="auto"/>
-              <w:jc w:val="center"/>
-              <w:rPr>
-                <w:sz w:val="20"/>
-                <w:szCs w:val="20"/>
-                <w:lang w:val="uk-UA"/>
-              </w:rPr>
-            </w:pPr>
-          </w:p>
-        </w:tc>
-        <w:tc>
-          <w:tcPr>
-            <w:tcW w:w="1417" w:type="dxa"/>
-          </w:tcPr>
-          <w:p>
-            <w:pPr>
-              <w:spacing w:line="360" w:lineRule="auto"/>
-              <w:jc w:val="center"/>
-              <w:rPr>
-                <w:sz w:val="20"/>
-                <w:szCs w:val="20"/>
-                <w:lang w:val="en-US"/>
-              </w:rPr>
-            </w:pPr>
-            <w:r>
-              <w:rPr>
-                <w:sz w:val="20"/>
-                <w:szCs w:val="20"/>
-                <w:lang w:val="uk-UA"/>
-              </w:rPr>
-              <w:t>70</w:t>
-            </w:r>
-          </w:p>
-        </w:tc>
-        <w:tc>
-          <w:tcPr>
-            <w:tcW w:w="1417" w:type="dxa"/>
+            <w:tcW w:w="787" w:type="dxa"/>
+          </w:tcPr>
+          <w:p>
+            <w:pPr>
+              <w:spacing w:line="360" w:lineRule="auto"/>
+              <w:jc w:val="center"/>
+              <w:rPr>
+                <w:sz w:val="20"/>
+                <w:szCs w:val="20"/>
+                <w:lang w:val="uk-UA"/>
+              </w:rPr>
+            </w:pPr>
+          </w:p>
+        </w:tc>
+        <w:tc>
+          <w:tcPr>
+            <w:tcW w:w="903" w:type="dxa"/>
           </w:tcPr>
           <w:p>
             <w:pPr>
@@ -735,27 +675,42 @@
                 <w:szCs w:val="22"/>
               </w:rPr>
             </w:pPr>
-            <w:proofErr w:type="spellStart"/>
             <w:r>
               <w:rPr>
                 <w:sz w:val="22"/>
                 <w:szCs w:val="22"/>
               </w:rPr>
-              <w:t>Базченко</w:t>
-            </w:r>
-            <w:proofErr w:type="spellEnd"/>
-            <w:r>
-              <w:rPr>
-                <w:sz w:val="22"/>
-                <w:szCs w:val="22"/>
-              </w:rPr>
-              <w:t xml:space="preserve"> Роман </w:t>
-            </w:r>
-          </w:p>
-        </w:tc>
-        <w:tc>
-          <w:tcPr>
-            <w:tcW w:w="1056" w:type="dxa"/>
+              <w:t xml:space="preserve">Базченко Роман </w:t>
+            </w:r>
+          </w:p>
+        </w:tc>
+        <w:tc>
+          <w:tcPr>
+            <w:tcW w:w="1190" w:type="dxa"/>
+          </w:tcPr>
+          <w:p>
+            <w:pPr>
+              <w:spacing w:line="360" w:lineRule="auto"/>
+              <w:jc w:val="center"/>
+              <w:rPr>
+                <w:sz w:val="20"/>
+                <w:szCs w:val="20"/>
+                <w:lang w:val="uk-UA"/>
+              </w:rPr>
+            </w:pPr>
+            <w:r>
+              <w:rPr>
+                <w:sz w:val="20"/>
+                <w:szCs w:val="20"/>
+                <w:lang w:val="uk-UA"/>
+              </w:rPr>
+              <w:t>65</w:t>
+            </w:r>
+          </w:p>
+        </w:tc>
+        <w:tc>
+          <w:tcPr>
+            <w:tcW w:w="819" w:type="dxa"/>
           </w:tcPr>
           <w:p>
             <w:pPr>
@@ -787,47 +742,23 @@
         </w:tc>
         <w:tc>
           <w:tcPr>
-            <w:tcW w:w="1134" w:type="dxa"/>
-          </w:tcPr>
-          <w:p>
-            <w:pPr>
-              <w:spacing w:line="360" w:lineRule="auto"/>
-              <w:jc w:val="center"/>
-              <w:rPr>
-                <w:sz w:val="20"/>
-                <w:szCs w:val="20"/>
-                <w:lang w:val="uk-UA"/>
-              </w:rPr>
-            </w:pPr>
-          </w:p>
-        </w:tc>
-        <w:tc>
-          <w:tcPr>
-            <w:tcW w:w="1417" w:type="dxa"/>
-          </w:tcPr>
-          <w:p>
-            <w:pPr>
-              <w:spacing w:line="360" w:lineRule="auto"/>
-              <w:jc w:val="center"/>
-              <w:rPr>
-                <w:sz w:val="20"/>
-                <w:szCs w:val="20"/>
-                <w:lang w:val="en-US"/>
-              </w:rPr>
-            </w:pPr>
-            <w:r>
-              <w:rPr>
-                <w:sz w:val="20"/>
-                <w:szCs w:val="20"/>
-                <w:lang w:val="uk-UA"/>
-              </w:rPr>
-              <w:t>65</w:t>
-            </w:r>
-          </w:p>
-        </w:tc>
-        <w:tc>
-          <w:tcPr>
-            <w:tcW w:w="1417" w:type="dxa"/>
+            <w:tcW w:w="787" w:type="dxa"/>
+          </w:tcPr>
+          <w:p>
+            <w:pPr>
+              <w:spacing w:line="360" w:lineRule="auto"/>
+              <w:jc w:val="center"/>
+              <w:rPr>
+                <w:sz w:val="20"/>
+                <w:szCs w:val="20"/>
+                <w:lang w:val="uk-UA"/>
+              </w:rPr>
+            </w:pPr>
+          </w:p>
+        </w:tc>
+        <w:tc>
+          <w:tcPr>
+            <w:tcW w:w="903" w:type="dxa"/>
           </w:tcPr>
           <w:p>
             <w:pPr>
@@ -899,43 +830,42 @@
                 <w:szCs w:val="22"/>
               </w:rPr>
             </w:pPr>
-            <w:proofErr w:type="spellStart"/>
             <w:r>
               <w:rPr>
                 <w:sz w:val="22"/>
                 <w:szCs w:val="22"/>
               </w:rPr>
-              <w:t>Бездітна</w:t>
-            </w:r>
-            <w:proofErr w:type="spellEnd"/>
-            <w:r>
-              <w:rPr>
-                <w:sz w:val="22"/>
-                <w:szCs w:val="22"/>
-              </w:rPr>
-              <w:t xml:space="preserve"> </w:t>
-            </w:r>
-            <w:proofErr w:type="spellStart"/>
-            <w:r>
-              <w:rPr>
-                <w:sz w:val="22"/>
-                <w:szCs w:val="22"/>
-              </w:rPr>
-              <w:t>Дарія</w:t>
-            </w:r>
-            <w:proofErr w:type="spellEnd"/>
-            <w:r>
-              <w:rPr>
-                <w:sz w:val="22"/>
-                <w:szCs w:val="22"/>
-              </w:rPr>
-              <w:t xml:space="preserve"> </w:t>
-            </w:r>
-          </w:p>
-        </w:tc>
-        <w:tc>
-          <w:tcPr>
-            <w:tcW w:w="1056" w:type="dxa"/>
+              <w:t xml:space="preserve">Бездітна Дарія </w:t>
+            </w:r>
+          </w:p>
+        </w:tc>
+        <w:tc>
+          <w:tcPr>
+            <w:tcW w:w="1190" w:type="dxa"/>
+          </w:tcPr>
+          <w:p>
+            <w:pPr>
+              <w:spacing w:line="360" w:lineRule="auto"/>
+              <w:jc w:val="center"/>
+              <w:rPr>
+                <w:sz w:val="20"/>
+                <w:szCs w:val="20"/>
+                <w:lang w:val="uk-UA"/>
+              </w:rPr>
+            </w:pPr>
+            <w:r>
+              <w:rPr>
+                <w:sz w:val="20"/>
+                <w:szCs w:val="20"/>
+                <w:lang w:val="uk-UA"/>
+              </w:rPr>
+              <w:t>91</w:t>
+            </w:r>
+          </w:p>
+        </w:tc>
+        <w:tc>
+          <w:tcPr>
+            <w:tcW w:w="819" w:type="dxa"/>
           </w:tcPr>
           <w:p>
             <w:pPr>
@@ -963,51 +893,35 @@
                 <w:lang w:val="en-US"/>
               </w:rPr>
             </w:pPr>
-          </w:p>
-        </w:tc>
-        <w:tc>
-          <w:tcPr>
-            <w:tcW w:w="1134" w:type="dxa"/>
-          </w:tcPr>
-          <w:p>
-            <w:pPr>
-              <w:spacing w:line="360" w:lineRule="auto"/>
-              <w:jc w:val="center"/>
-              <w:rPr>
-                <w:sz w:val="20"/>
-                <w:szCs w:val="20"/>
-                <w:lang w:val="uk-UA"/>
-              </w:rPr>
-            </w:pPr>
-          </w:p>
-        </w:tc>
-        <w:tc>
-          <w:tcPr>
-            <w:tcW w:w="1417" w:type="dxa"/>
-          </w:tcPr>
-          <w:p>
-            <w:pPr>
-              <w:spacing w:line="360" w:lineRule="auto"/>
-              <w:jc w:val="center"/>
-              <w:rPr>
-                <w:sz w:val="20"/>
-                <w:szCs w:val="20"/>
-                <w:lang w:val="en-US"/>
-              </w:rPr>
-            </w:pPr>
-            <w:r>
-              <w:rPr>
-                <w:sz w:val="20"/>
-                <w:szCs w:val="20"/>
-                <w:lang w:val="uk-UA"/>
-              </w:rPr>
-              <w:t>91</w:t>
-            </w:r>
-          </w:p>
-        </w:tc>
-        <w:tc>
-          <w:tcPr>
-            <w:tcW w:w="1417" w:type="dxa"/>
+            <w:r>
+              <w:rPr>
+                <w:sz w:val="20"/>
+                <w:szCs w:val="20"/>
+                <w:lang w:val="en-US"/>
+              </w:rPr>
+              <w:t>27</w:t>
+            </w:r>
+          </w:p>
+        </w:tc>
+        <w:tc>
+          <w:tcPr>
+            <w:tcW w:w="787" w:type="dxa"/>
+          </w:tcPr>
+          <w:p>
+            <w:pPr>
+              <w:spacing w:line="360" w:lineRule="auto"/>
+              <w:jc w:val="center"/>
+              <w:rPr>
+                <w:sz w:val="20"/>
+                <w:szCs w:val="20"/>
+                <w:lang w:val="uk-UA"/>
+              </w:rPr>
+            </w:pPr>
+          </w:p>
+        </w:tc>
+        <w:tc>
+          <w:tcPr>
+            <w:tcW w:w="903" w:type="dxa"/>
           </w:tcPr>
           <w:p>
             <w:pPr>
@@ -1098,7 +1012,31 @@
         </w:tc>
         <w:tc>
           <w:tcPr>
-            <w:tcW w:w="1056" w:type="dxa"/>
+            <w:tcW w:w="1190" w:type="dxa"/>
+          </w:tcPr>
+          <w:p>
+            <w:pPr>
+              <w:spacing w:line="360" w:lineRule="auto"/>
+              <w:jc w:val="center"/>
+              <w:rPr>
+                <w:sz w:val="20"/>
+                <w:szCs w:val="20"/>
+                <w:lang w:val="en-US"/>
+              </w:rPr>
+            </w:pPr>
+            <w:r>
+              <w:rPr>
+                <w:sz w:val="20"/>
+                <w:szCs w:val="20"/>
+                <w:lang w:val="uk-UA"/>
+              </w:rPr>
+              <w:t>60</w:t>
+            </w:r>
+          </w:p>
+        </w:tc>
+        <w:tc>
+          <w:tcPr>
+            <w:tcW w:w="819" w:type="dxa"/>
           </w:tcPr>
           <w:p>
             <w:pPr>
@@ -1123,54 +1061,38 @@
               <w:rPr>
                 <w:sz w:val="20"/>
                 <w:szCs w:val="20"/>
-                <w:lang w:val="uk-UA"/>
-              </w:rPr>
-            </w:pPr>
-          </w:p>
-        </w:tc>
-        <w:tc>
-          <w:tcPr>
-            <w:tcW w:w="1134" w:type="dxa"/>
-          </w:tcPr>
-          <w:p>
-            <w:pPr>
-              <w:spacing w:line="360" w:lineRule="auto"/>
-              <w:jc w:val="center"/>
-              <w:rPr>
-                <w:sz w:val="20"/>
-                <w:szCs w:val="20"/>
-                <w:lang w:val="uk-UA"/>
-              </w:rPr>
-            </w:pPr>
-          </w:p>
-        </w:tc>
-        <w:tc>
-          <w:tcPr>
-            <w:tcW w:w="1417" w:type="dxa"/>
-          </w:tcPr>
-          <w:p>
-            <w:pPr>
-              <w:spacing w:line="360" w:lineRule="auto"/>
-              <w:jc w:val="center"/>
-              <w:rPr>
-                <w:sz w:val="20"/>
-                <w:szCs w:val="20"/>
-                <w:lang w:val="uk-UA"/>
-              </w:rPr>
-            </w:pPr>
-            <w:r>
-              <w:rPr>
-                <w:sz w:val="20"/>
-                <w:szCs w:val="20"/>
-                <w:lang w:val="uk-UA"/>
-              </w:rPr>
-              <w:t>60</w:t>
-            </w:r>
-          </w:p>
-        </w:tc>
-        <w:tc>
-          <w:tcPr>
-            <w:tcW w:w="1417" w:type="dxa"/>
+                <w:lang w:val="en-US"/>
+              </w:rPr>
+            </w:pPr>
+            <w:r>
+              <w:rPr>
+                <w:sz w:val="20"/>
+                <w:szCs w:val="20"/>
+                <w:lang w:val="en-US"/>
+              </w:rPr>
+              <w:t>26</w:t>
+            </w:r>
+          </w:p>
+        </w:tc>
+        <w:tc>
+          <w:tcPr>
+            <w:tcW w:w="787" w:type="dxa"/>
+          </w:tcPr>
+          <w:p>
+            <w:pPr>
+              <w:spacing w:line="360" w:lineRule="auto"/>
+              <w:jc w:val="center"/>
+              <w:rPr>
+                <w:sz w:val="20"/>
+                <w:szCs w:val="20"/>
+                <w:lang w:val="uk-UA"/>
+              </w:rPr>
+            </w:pPr>
+          </w:p>
+        </w:tc>
+        <w:tc>
+          <w:tcPr>
+            <w:tcW w:w="903" w:type="dxa"/>
           </w:tcPr>
           <w:p>
             <w:pPr>
@@ -1256,29 +1178,37 @@
                 <w:sz w:val="22"/>
                 <w:szCs w:val="22"/>
               </w:rPr>
-              <w:t xml:space="preserve">Борисенко </w:t>
-            </w:r>
-            <w:proofErr w:type="spellStart"/>
-            <w:r>
-              <w:rPr>
-                <w:sz w:val="22"/>
-                <w:szCs w:val="22"/>
-              </w:rPr>
-              <w:t>Марія</w:t>
-            </w:r>
-            <w:proofErr w:type="spellEnd"/>
-            <w:r>
-              <w:rPr>
-                <w:sz w:val="22"/>
-                <w:szCs w:val="22"/>
-              </w:rPr>
-              <w:t xml:space="preserve"> </w:t>
-            </w:r>
-          </w:p>
-        </w:tc>
-        <w:tc>
-          <w:tcPr>
-            <w:tcW w:w="1056" w:type="dxa"/>
+              <w:t xml:space="preserve">Борисенко Марія </w:t>
+            </w:r>
+          </w:p>
+        </w:tc>
+        <w:tc>
+          <w:tcPr>
+            <w:tcW w:w="1190" w:type="dxa"/>
+          </w:tcPr>
+          <w:p>
+            <w:pPr>
+              <w:spacing w:line="360" w:lineRule="auto"/>
+              <w:jc w:val="center"/>
+              <w:rPr>
+                <w:sz w:val="20"/>
+                <w:szCs w:val="20"/>
+                <w:lang w:val="en-US"/>
+              </w:rPr>
+            </w:pPr>
+            <w:r>
+              <w:rPr>
+                <w:sz w:val="20"/>
+                <w:szCs w:val="20"/>
+                <w:lang w:val="uk-UA"/>
+              </w:rPr>
+              <w:t>70</w:t>
+            </w:r>
+          </w:p>
+        </w:tc>
+        <w:tc>
+          <w:tcPr>
+            <w:tcW w:w="819" w:type="dxa"/>
           </w:tcPr>
           <w:p>
             <w:pPr>
@@ -1310,47 +1240,23 @@
         </w:tc>
         <w:tc>
           <w:tcPr>
-            <w:tcW w:w="1134" w:type="dxa"/>
-          </w:tcPr>
-          <w:p>
-            <w:pPr>
-              <w:spacing w:line="360" w:lineRule="auto"/>
-              <w:jc w:val="center"/>
-              <w:rPr>
-                <w:sz w:val="20"/>
-                <w:szCs w:val="20"/>
-                <w:lang w:val="uk-UA"/>
-              </w:rPr>
-            </w:pPr>
-          </w:p>
-        </w:tc>
-        <w:tc>
-          <w:tcPr>
-            <w:tcW w:w="1417" w:type="dxa"/>
-          </w:tcPr>
-          <w:p>
-            <w:pPr>
-              <w:spacing w:line="360" w:lineRule="auto"/>
-              <w:jc w:val="center"/>
-              <w:rPr>
-                <w:sz w:val="20"/>
-                <w:szCs w:val="20"/>
-                <w:lang w:val="en-US"/>
-              </w:rPr>
-            </w:pPr>
-            <w:r>
-              <w:rPr>
-                <w:sz w:val="20"/>
-                <w:szCs w:val="20"/>
-                <w:lang w:val="uk-UA"/>
-              </w:rPr>
-              <w:t>70</w:t>
-            </w:r>
-          </w:p>
-        </w:tc>
-        <w:tc>
-          <w:tcPr>
-            <w:tcW w:w="1417" w:type="dxa"/>
+            <w:tcW w:w="787" w:type="dxa"/>
+          </w:tcPr>
+          <w:p>
+            <w:pPr>
+              <w:spacing w:line="360" w:lineRule="auto"/>
+              <w:jc w:val="center"/>
+              <w:rPr>
+                <w:sz w:val="20"/>
+                <w:szCs w:val="20"/>
+                <w:lang w:val="uk-UA"/>
+              </w:rPr>
+            </w:pPr>
+          </w:p>
+        </w:tc>
+        <w:tc>
+          <w:tcPr>
+            <w:tcW w:w="903" w:type="dxa"/>
           </w:tcPr>
           <w:p>
             <w:pPr>
@@ -1430,27 +1336,42 @@
                 <w:szCs w:val="22"/>
               </w:rPr>
             </w:pPr>
-            <w:proofErr w:type="spellStart"/>
             <w:r>
               <w:rPr>
                 <w:sz w:val="22"/>
                 <w:szCs w:val="22"/>
               </w:rPr>
-              <w:t>Бровкін</w:t>
-            </w:r>
-            <w:proofErr w:type="spellEnd"/>
-            <w:r>
-              <w:rPr>
-                <w:sz w:val="22"/>
-                <w:szCs w:val="22"/>
-              </w:rPr>
-              <w:t xml:space="preserve"> Тарас </w:t>
-            </w:r>
-          </w:p>
-        </w:tc>
-        <w:tc>
-          <w:tcPr>
-            <w:tcW w:w="1056" w:type="dxa"/>
+              <w:t xml:space="preserve">Бровкін Тарас </w:t>
+            </w:r>
+          </w:p>
+        </w:tc>
+        <w:tc>
+          <w:tcPr>
+            <w:tcW w:w="1190" w:type="dxa"/>
+          </w:tcPr>
+          <w:p>
+            <w:pPr>
+              <w:spacing w:line="360" w:lineRule="auto"/>
+              <w:jc w:val="center"/>
+              <w:rPr>
+                <w:sz w:val="20"/>
+                <w:szCs w:val="20"/>
+                <w:lang w:val="uk-UA"/>
+              </w:rPr>
+            </w:pPr>
+            <w:r>
+              <w:rPr>
+                <w:sz w:val="20"/>
+                <w:szCs w:val="20"/>
+                <w:lang w:val="uk-UA"/>
+              </w:rPr>
+              <w:t>90</w:t>
+            </w:r>
+          </w:p>
+        </w:tc>
+        <w:tc>
+          <w:tcPr>
+            <w:tcW w:w="819" w:type="dxa"/>
           </w:tcPr>
           <w:p>
             <w:pPr>
@@ -1475,54 +1396,38 @@
               <w:rPr>
                 <w:sz w:val="20"/>
                 <w:szCs w:val="20"/>
-                <w:lang w:val="uk-UA"/>
-              </w:rPr>
-            </w:pPr>
-          </w:p>
-        </w:tc>
-        <w:tc>
-          <w:tcPr>
-            <w:tcW w:w="1134" w:type="dxa"/>
-          </w:tcPr>
-          <w:p>
-            <w:pPr>
-              <w:spacing w:line="360" w:lineRule="auto"/>
-              <w:jc w:val="center"/>
-              <w:rPr>
-                <w:sz w:val="20"/>
-                <w:szCs w:val="20"/>
-                <w:lang w:val="uk-UA"/>
-              </w:rPr>
-            </w:pPr>
-          </w:p>
-        </w:tc>
-        <w:tc>
-          <w:tcPr>
-            <w:tcW w:w="1417" w:type="dxa"/>
-          </w:tcPr>
-          <w:p>
-            <w:pPr>
-              <w:spacing w:line="360" w:lineRule="auto"/>
-              <w:jc w:val="center"/>
-              <w:rPr>
-                <w:sz w:val="20"/>
-                <w:szCs w:val="20"/>
-                <w:lang w:val="en-US"/>
-              </w:rPr>
-            </w:pPr>
-            <w:r>
-              <w:rPr>
-                <w:sz w:val="20"/>
-                <w:szCs w:val="20"/>
-                <w:lang w:val="uk-UA"/>
-              </w:rPr>
-              <w:t>90</w:t>
-            </w:r>
-          </w:p>
-        </w:tc>
-        <w:tc>
-          <w:tcPr>
-            <w:tcW w:w="1417" w:type="dxa"/>
+                <w:lang w:val="en-US"/>
+              </w:rPr>
+            </w:pPr>
+            <w:r>
+              <w:rPr>
+                <w:sz w:val="20"/>
+                <w:szCs w:val="20"/>
+                <w:lang w:val="en-US"/>
+              </w:rPr>
+              <w:t>23</w:t>
+            </w:r>
+          </w:p>
+        </w:tc>
+        <w:tc>
+          <w:tcPr>
+            <w:tcW w:w="787" w:type="dxa"/>
+          </w:tcPr>
+          <w:p>
+            <w:pPr>
+              <w:spacing w:line="360" w:lineRule="auto"/>
+              <w:jc w:val="center"/>
+              <w:rPr>
+                <w:sz w:val="20"/>
+                <w:szCs w:val="20"/>
+                <w:lang w:val="uk-UA"/>
+              </w:rPr>
+            </w:pPr>
+          </w:p>
+        </w:tc>
+        <w:tc>
+          <w:tcPr>
+            <w:tcW w:w="903" w:type="dxa"/>
           </w:tcPr>
           <w:p>
             <w:pPr>
@@ -1602,43 +1507,42 @@
                 <w:szCs w:val="22"/>
               </w:rPr>
             </w:pPr>
-            <w:proofErr w:type="spellStart"/>
             <w:r>
               <w:rPr>
                 <w:sz w:val="22"/>
                 <w:szCs w:val="22"/>
               </w:rPr>
-              <w:t>Квадрович</w:t>
-            </w:r>
-            <w:proofErr w:type="spellEnd"/>
-            <w:r>
-              <w:rPr>
-                <w:sz w:val="22"/>
-                <w:szCs w:val="22"/>
-              </w:rPr>
-              <w:t xml:space="preserve"> </w:t>
-            </w:r>
-            <w:proofErr w:type="spellStart"/>
-            <w:r>
-              <w:rPr>
-                <w:sz w:val="22"/>
-                <w:szCs w:val="22"/>
-              </w:rPr>
-              <w:t>Нікіта</w:t>
-            </w:r>
-            <w:proofErr w:type="spellEnd"/>
-            <w:r>
-              <w:rPr>
-                <w:sz w:val="22"/>
-                <w:szCs w:val="22"/>
-              </w:rPr>
-              <w:t xml:space="preserve"> </w:t>
-            </w:r>
-          </w:p>
-        </w:tc>
-        <w:tc>
-          <w:tcPr>
-            <w:tcW w:w="1056" w:type="dxa"/>
+              <w:t xml:space="preserve">Квадрович Нікіта </w:t>
+            </w:r>
+          </w:p>
+        </w:tc>
+        <w:tc>
+          <w:tcPr>
+            <w:tcW w:w="1190" w:type="dxa"/>
+          </w:tcPr>
+          <w:p>
+            <w:pPr>
+              <w:spacing w:line="360" w:lineRule="auto"/>
+              <w:jc w:val="center"/>
+              <w:rPr>
+                <w:sz w:val="20"/>
+                <w:szCs w:val="20"/>
+                <w:lang w:val="uk-UA"/>
+              </w:rPr>
+            </w:pPr>
+            <w:r>
+              <w:rPr>
+                <w:sz w:val="20"/>
+                <w:szCs w:val="20"/>
+                <w:lang w:val="uk-UA"/>
+              </w:rPr>
+              <w:t>94</w:t>
+            </w:r>
+          </w:p>
+        </w:tc>
+        <w:tc>
+          <w:tcPr>
+            <w:tcW w:w="819" w:type="dxa"/>
           </w:tcPr>
           <w:p>
             <w:pPr>
@@ -1670,47 +1574,23 @@
         </w:tc>
         <w:tc>
           <w:tcPr>
-            <w:tcW w:w="1134" w:type="dxa"/>
-          </w:tcPr>
-          <w:p>
-            <w:pPr>
-              <w:spacing w:line="360" w:lineRule="auto"/>
-              <w:jc w:val="center"/>
-              <w:rPr>
-                <w:sz w:val="20"/>
-                <w:szCs w:val="20"/>
-                <w:lang w:val="uk-UA"/>
-              </w:rPr>
-            </w:pPr>
-          </w:p>
-        </w:tc>
-        <w:tc>
-          <w:tcPr>
-            <w:tcW w:w="1417" w:type="dxa"/>
-          </w:tcPr>
-          <w:p>
-            <w:pPr>
-              <w:spacing w:line="360" w:lineRule="auto"/>
-              <w:jc w:val="center"/>
-              <w:rPr>
-                <w:sz w:val="20"/>
-                <w:szCs w:val="20"/>
-                <w:lang w:val="en-US"/>
-              </w:rPr>
-            </w:pPr>
-            <w:r>
-              <w:rPr>
-                <w:sz w:val="20"/>
-                <w:szCs w:val="20"/>
-                <w:lang w:val="uk-UA"/>
-              </w:rPr>
-              <w:t>94</w:t>
-            </w:r>
-          </w:p>
-        </w:tc>
-        <w:tc>
-          <w:tcPr>
-            <w:tcW w:w="1417" w:type="dxa"/>
+            <w:tcW w:w="787" w:type="dxa"/>
+          </w:tcPr>
+          <w:p>
+            <w:pPr>
+              <w:spacing w:line="360" w:lineRule="auto"/>
+              <w:jc w:val="center"/>
+              <w:rPr>
+                <w:sz w:val="20"/>
+                <w:szCs w:val="20"/>
+                <w:lang w:val="uk-UA"/>
+              </w:rPr>
+            </w:pPr>
+          </w:p>
+        </w:tc>
+        <w:tc>
+          <w:tcPr>
+            <w:tcW w:w="903" w:type="dxa"/>
           </w:tcPr>
           <w:p>
             <w:pPr>
@@ -1787,29 +1667,37 @@
                 <w:sz w:val="22"/>
                 <w:szCs w:val="22"/>
               </w:rPr>
-              <w:t xml:space="preserve">Клименко </w:t>
-            </w:r>
-            <w:proofErr w:type="spellStart"/>
-            <w:r>
-              <w:rPr>
-                <w:sz w:val="22"/>
-                <w:szCs w:val="22"/>
-              </w:rPr>
-              <w:t>Стефанія</w:t>
-            </w:r>
-            <w:proofErr w:type="spellEnd"/>
-            <w:r>
-              <w:rPr>
-                <w:sz w:val="22"/>
-                <w:szCs w:val="22"/>
-              </w:rPr>
-              <w:t xml:space="preserve"> </w:t>
-            </w:r>
-          </w:p>
-        </w:tc>
-        <w:tc>
-          <w:tcPr>
-            <w:tcW w:w="1056" w:type="dxa"/>
+              <w:t xml:space="preserve">Клименко Стефанія </w:t>
+            </w:r>
+          </w:p>
+        </w:tc>
+        <w:tc>
+          <w:tcPr>
+            <w:tcW w:w="1190" w:type="dxa"/>
+          </w:tcPr>
+          <w:p>
+            <w:pPr>
+              <w:spacing w:line="360" w:lineRule="auto"/>
+              <w:jc w:val="center"/>
+              <w:rPr>
+                <w:sz w:val="20"/>
+                <w:szCs w:val="20"/>
+                <w:lang w:val="uk-UA"/>
+              </w:rPr>
+            </w:pPr>
+            <w:r>
+              <w:rPr>
+                <w:sz w:val="20"/>
+                <w:szCs w:val="20"/>
+                <w:lang w:val="uk-UA"/>
+              </w:rPr>
+              <w:t>63</w:t>
+            </w:r>
+          </w:p>
+        </w:tc>
+        <w:tc>
+          <w:tcPr>
+            <w:tcW w:w="819" w:type="dxa"/>
           </w:tcPr>
           <w:p>
             <w:pPr>
@@ -1841,47 +1729,23 @@
         </w:tc>
         <w:tc>
           <w:tcPr>
-            <w:tcW w:w="1134" w:type="dxa"/>
-          </w:tcPr>
-          <w:p>
-            <w:pPr>
-              <w:spacing w:line="360" w:lineRule="auto"/>
-              <w:jc w:val="center"/>
-              <w:rPr>
-                <w:sz w:val="20"/>
-                <w:szCs w:val="20"/>
-                <w:lang w:val="uk-UA"/>
-              </w:rPr>
-            </w:pPr>
-          </w:p>
-        </w:tc>
-        <w:tc>
-          <w:tcPr>
-            <w:tcW w:w="1417" w:type="dxa"/>
-          </w:tcPr>
-          <w:p>
-            <w:pPr>
-              <w:spacing w:line="360" w:lineRule="auto"/>
-              <w:jc w:val="center"/>
-              <w:rPr>
-                <w:sz w:val="20"/>
-                <w:szCs w:val="20"/>
-                <w:lang w:val="en-US"/>
-              </w:rPr>
-            </w:pPr>
-            <w:r>
-              <w:rPr>
-                <w:sz w:val="20"/>
-                <w:szCs w:val="20"/>
-                <w:lang w:val="uk-UA"/>
-              </w:rPr>
-              <w:t>63</w:t>
-            </w:r>
-          </w:p>
-        </w:tc>
-        <w:tc>
-          <w:tcPr>
-            <w:tcW w:w="1417" w:type="dxa"/>
+            <w:tcW w:w="787" w:type="dxa"/>
+          </w:tcPr>
+          <w:p>
+            <w:pPr>
+              <w:spacing w:line="360" w:lineRule="auto"/>
+              <w:jc w:val="center"/>
+              <w:rPr>
+                <w:sz w:val="20"/>
+                <w:szCs w:val="20"/>
+                <w:lang w:val="uk-UA"/>
+              </w:rPr>
+            </w:pPr>
+          </w:p>
+        </w:tc>
+        <w:tc>
+          <w:tcPr>
+            <w:tcW w:w="903" w:type="dxa"/>
           </w:tcPr>
           <w:p>
             <w:pPr>
@@ -1954,43 +1818,42 @@
                 <w:lang w:val="uk-UA"/>
               </w:rPr>
             </w:pPr>
-            <w:proofErr w:type="spellStart"/>
             <w:r>
               <w:rPr>
                 <w:sz w:val="22"/>
                 <w:szCs w:val="22"/>
               </w:rPr>
-              <w:t>Княгницька</w:t>
-            </w:r>
-            <w:proofErr w:type="spellEnd"/>
-            <w:r>
-              <w:rPr>
-                <w:sz w:val="22"/>
-                <w:szCs w:val="22"/>
-              </w:rPr>
-              <w:t xml:space="preserve"> </w:t>
-            </w:r>
-            <w:proofErr w:type="spellStart"/>
-            <w:r>
-              <w:rPr>
-                <w:sz w:val="22"/>
-                <w:szCs w:val="22"/>
-              </w:rPr>
-              <w:t>Вікторія</w:t>
-            </w:r>
-            <w:proofErr w:type="spellEnd"/>
-            <w:r>
-              <w:rPr>
-                <w:sz w:val="22"/>
-                <w:szCs w:val="22"/>
-              </w:rPr>
-              <w:t xml:space="preserve"> </w:t>
-            </w:r>
-          </w:p>
-        </w:tc>
-        <w:tc>
-          <w:tcPr>
-            <w:tcW w:w="1056" w:type="dxa"/>
+              <w:t xml:space="preserve">Княгницька Вікторія </w:t>
+            </w:r>
+          </w:p>
+        </w:tc>
+        <w:tc>
+          <w:tcPr>
+            <w:tcW w:w="1190" w:type="dxa"/>
+          </w:tcPr>
+          <w:p>
+            <w:pPr>
+              <w:spacing w:line="360" w:lineRule="auto"/>
+              <w:jc w:val="center"/>
+              <w:rPr>
+                <w:sz w:val="20"/>
+                <w:szCs w:val="20"/>
+                <w:lang w:val="uk-UA"/>
+              </w:rPr>
+            </w:pPr>
+            <w:r>
+              <w:rPr>
+                <w:sz w:val="20"/>
+                <w:szCs w:val="20"/>
+                <w:lang w:val="uk-UA"/>
+              </w:rPr>
+              <w:t>66</w:t>
+            </w:r>
+          </w:p>
+        </w:tc>
+        <w:tc>
+          <w:tcPr>
+            <w:tcW w:w="819" w:type="dxa"/>
           </w:tcPr>
           <w:p>
             <w:pPr>
@@ -2022,47 +1885,23 @@
         </w:tc>
         <w:tc>
           <w:tcPr>
-            <w:tcW w:w="1134" w:type="dxa"/>
-          </w:tcPr>
-          <w:p>
-            <w:pPr>
-              <w:spacing w:line="360" w:lineRule="auto"/>
-              <w:jc w:val="center"/>
-              <w:rPr>
-                <w:sz w:val="20"/>
-                <w:szCs w:val="20"/>
-                <w:lang w:val="uk-UA"/>
-              </w:rPr>
-            </w:pPr>
-          </w:p>
-        </w:tc>
-        <w:tc>
-          <w:tcPr>
-            <w:tcW w:w="1417" w:type="dxa"/>
-          </w:tcPr>
-          <w:p>
-            <w:pPr>
-              <w:spacing w:line="360" w:lineRule="auto"/>
-              <w:jc w:val="center"/>
-              <w:rPr>
-                <w:sz w:val="20"/>
-                <w:szCs w:val="20"/>
-                <w:lang w:val="en-US"/>
-              </w:rPr>
-            </w:pPr>
-            <w:r>
-              <w:rPr>
-                <w:sz w:val="20"/>
-                <w:szCs w:val="20"/>
-                <w:lang w:val="uk-UA"/>
-              </w:rPr>
-              <w:t>66</w:t>
-            </w:r>
-          </w:p>
-        </w:tc>
-        <w:tc>
-          <w:tcPr>
-            <w:tcW w:w="1417" w:type="dxa"/>
+            <w:tcW w:w="787" w:type="dxa"/>
+          </w:tcPr>
+          <w:p>
+            <w:pPr>
+              <w:spacing w:line="360" w:lineRule="auto"/>
+              <w:jc w:val="center"/>
+              <w:rPr>
+                <w:sz w:val="20"/>
+                <w:szCs w:val="20"/>
+                <w:lang w:val="uk-UA"/>
+              </w:rPr>
+            </w:pPr>
+          </w:p>
+        </w:tc>
+        <w:tc>
+          <w:tcPr>
+            <w:tcW w:w="903" w:type="dxa"/>
           </w:tcPr>
           <w:p>
             <w:pPr>
@@ -2145,7 +1984,31 @@
         </w:tc>
         <w:tc>
           <w:tcPr>
-            <w:tcW w:w="1056" w:type="dxa"/>
+            <w:tcW w:w="1190" w:type="dxa"/>
+          </w:tcPr>
+          <w:p>
+            <w:pPr>
+              <w:spacing w:line="360" w:lineRule="auto"/>
+              <w:jc w:val="center"/>
+              <w:rPr>
+                <w:sz w:val="20"/>
+                <w:szCs w:val="20"/>
+                <w:lang w:val="en-US"/>
+              </w:rPr>
+            </w:pPr>
+            <w:r>
+              <w:rPr>
+                <w:sz w:val="20"/>
+                <w:szCs w:val="20"/>
+                <w:lang w:val="uk-UA"/>
+              </w:rPr>
+              <w:t>80</w:t>
+            </w:r>
+          </w:p>
+        </w:tc>
+        <w:tc>
+          <w:tcPr>
+            <w:tcW w:w="819" w:type="dxa"/>
           </w:tcPr>
           <w:p>
             <w:pPr>
@@ -2170,54 +2033,38 @@
               <w:rPr>
                 <w:sz w:val="20"/>
                 <w:szCs w:val="20"/>
-                <w:lang w:val="uk-UA"/>
-              </w:rPr>
-            </w:pPr>
-          </w:p>
-        </w:tc>
-        <w:tc>
-          <w:tcPr>
-            <w:tcW w:w="1134" w:type="dxa"/>
-          </w:tcPr>
-          <w:p>
-            <w:pPr>
-              <w:spacing w:line="360" w:lineRule="auto"/>
-              <w:jc w:val="center"/>
-              <w:rPr>
-                <w:sz w:val="20"/>
-                <w:szCs w:val="20"/>
-                <w:lang w:val="uk-UA"/>
-              </w:rPr>
-            </w:pPr>
-          </w:p>
-        </w:tc>
-        <w:tc>
-          <w:tcPr>
-            <w:tcW w:w="1417" w:type="dxa"/>
-          </w:tcPr>
-          <w:p>
-            <w:pPr>
-              <w:spacing w:line="360" w:lineRule="auto"/>
-              <w:jc w:val="center"/>
-              <w:rPr>
-                <w:sz w:val="20"/>
-                <w:szCs w:val="20"/>
-                <w:lang w:val="en-US"/>
-              </w:rPr>
-            </w:pPr>
-            <w:r>
-              <w:rPr>
-                <w:sz w:val="20"/>
-                <w:szCs w:val="20"/>
-                <w:lang w:val="uk-UA"/>
-              </w:rPr>
-              <w:t>80</w:t>
-            </w:r>
-          </w:p>
-        </w:tc>
-        <w:tc>
-          <w:tcPr>
-            <w:tcW w:w="1417" w:type="dxa"/>
+                <w:lang w:val="en-US"/>
+              </w:rPr>
+            </w:pPr>
+            <w:r>
+              <w:rPr>
+                <w:sz w:val="20"/>
+                <w:szCs w:val="20"/>
+                <w:lang w:val="en-US"/>
+              </w:rPr>
+              <w:t>22</w:t>
+            </w:r>
+          </w:p>
+        </w:tc>
+        <w:tc>
+          <w:tcPr>
+            <w:tcW w:w="787" w:type="dxa"/>
+          </w:tcPr>
+          <w:p>
+            <w:pPr>
+              <w:spacing w:line="360" w:lineRule="auto"/>
+              <w:jc w:val="center"/>
+              <w:rPr>
+                <w:sz w:val="20"/>
+                <w:szCs w:val="20"/>
+                <w:lang w:val="uk-UA"/>
+              </w:rPr>
+            </w:pPr>
+          </w:p>
+        </w:tc>
+        <w:tc>
+          <w:tcPr>
+            <w:tcW w:w="903" w:type="dxa"/>
           </w:tcPr>
           <w:p>
             <w:pPr>
@@ -2290,43 +2137,42 @@
                 <w:lang w:val="uk-UA"/>
               </w:rPr>
             </w:pPr>
-            <w:proofErr w:type="spellStart"/>
             <w:r>
               <w:rPr>
                 <w:sz w:val="22"/>
                 <w:szCs w:val="22"/>
               </w:rPr>
-              <w:t>Міцкан</w:t>
-            </w:r>
-            <w:proofErr w:type="spellEnd"/>
-            <w:r>
-              <w:rPr>
-                <w:sz w:val="22"/>
-                <w:szCs w:val="22"/>
-              </w:rPr>
-              <w:t xml:space="preserve"> </w:t>
-            </w:r>
-            <w:proofErr w:type="spellStart"/>
-            <w:r>
-              <w:rPr>
-                <w:sz w:val="22"/>
-                <w:szCs w:val="22"/>
-              </w:rPr>
-              <w:t>Марія</w:t>
-            </w:r>
-            <w:proofErr w:type="spellEnd"/>
-            <w:r>
-              <w:rPr>
-                <w:sz w:val="22"/>
-                <w:szCs w:val="22"/>
-              </w:rPr>
-              <w:t xml:space="preserve"> </w:t>
-            </w:r>
-          </w:p>
-        </w:tc>
-        <w:tc>
-          <w:tcPr>
-            <w:tcW w:w="1056" w:type="dxa"/>
+              <w:t xml:space="preserve">Міцкан Марія </w:t>
+            </w:r>
+          </w:p>
+        </w:tc>
+        <w:tc>
+          <w:tcPr>
+            <w:tcW w:w="1190" w:type="dxa"/>
+          </w:tcPr>
+          <w:p>
+            <w:pPr>
+              <w:spacing w:line="360" w:lineRule="auto"/>
+              <w:jc w:val="center"/>
+              <w:rPr>
+                <w:sz w:val="20"/>
+                <w:szCs w:val="20"/>
+                <w:lang w:val="uk-UA"/>
+              </w:rPr>
+            </w:pPr>
+            <w:r>
+              <w:rPr>
+                <w:sz w:val="20"/>
+                <w:szCs w:val="20"/>
+                <w:lang w:val="uk-UA"/>
+              </w:rPr>
+              <w:t>79</w:t>
+            </w:r>
+          </w:p>
+        </w:tc>
+        <w:tc>
+          <w:tcPr>
+            <w:tcW w:w="819" w:type="dxa"/>
           </w:tcPr>
           <w:p>
             <w:pPr>
@@ -2358,47 +2204,23 @@
         </w:tc>
         <w:tc>
           <w:tcPr>
-            <w:tcW w:w="1134" w:type="dxa"/>
-          </w:tcPr>
-          <w:p>
-            <w:pPr>
-              <w:spacing w:line="360" w:lineRule="auto"/>
-              <w:jc w:val="center"/>
-              <w:rPr>
-                <w:sz w:val="20"/>
-                <w:szCs w:val="20"/>
-                <w:lang w:val="uk-UA"/>
-              </w:rPr>
-            </w:pPr>
-          </w:p>
-        </w:tc>
-        <w:tc>
-          <w:tcPr>
-            <w:tcW w:w="1417" w:type="dxa"/>
-          </w:tcPr>
-          <w:p>
-            <w:pPr>
-              <w:spacing w:line="360" w:lineRule="auto"/>
-              <w:jc w:val="center"/>
-              <w:rPr>
-                <w:sz w:val="20"/>
-                <w:szCs w:val="20"/>
-                <w:lang w:val="en-US"/>
-              </w:rPr>
-            </w:pPr>
-            <w:r>
-              <w:rPr>
-                <w:sz w:val="20"/>
-                <w:szCs w:val="20"/>
-                <w:lang w:val="uk-UA"/>
-              </w:rPr>
-              <w:t>79</w:t>
-            </w:r>
-          </w:p>
-        </w:tc>
-        <w:tc>
-          <w:tcPr>
-            <w:tcW w:w="1417" w:type="dxa"/>
+            <w:tcW w:w="787" w:type="dxa"/>
+          </w:tcPr>
+          <w:p>
+            <w:pPr>
+              <w:spacing w:line="360" w:lineRule="auto"/>
+              <w:jc w:val="center"/>
+              <w:rPr>
+                <w:sz w:val="20"/>
+                <w:szCs w:val="20"/>
+                <w:lang w:val="uk-UA"/>
+              </w:rPr>
+            </w:pPr>
+          </w:p>
+        </w:tc>
+        <w:tc>
+          <w:tcPr>
+            <w:tcW w:w="903" w:type="dxa"/>
           </w:tcPr>
           <w:p>
             <w:pPr>
@@ -2481,7 +2303,31 @@
         </w:tc>
         <w:tc>
           <w:tcPr>
-            <w:tcW w:w="1056" w:type="dxa"/>
+            <w:tcW w:w="1190" w:type="dxa"/>
+          </w:tcPr>
+          <w:p>
+            <w:pPr>
+              <w:spacing w:line="360" w:lineRule="auto"/>
+              <w:jc w:val="center"/>
+              <w:rPr>
+                <w:sz w:val="20"/>
+                <w:szCs w:val="20"/>
+                <w:lang w:val="uk-UA"/>
+              </w:rPr>
+            </w:pPr>
+            <w:r>
+              <w:rPr>
+                <w:sz w:val="20"/>
+                <w:szCs w:val="20"/>
+                <w:lang w:val="uk-UA"/>
+              </w:rPr>
+              <w:t>90</w:t>
+            </w:r>
+          </w:p>
+        </w:tc>
+        <w:tc>
+          <w:tcPr>
+            <w:tcW w:w="819" w:type="dxa"/>
           </w:tcPr>
           <w:p>
             <w:pPr>
@@ -2506,54 +2352,38 @@
               <w:rPr>
                 <w:sz w:val="20"/>
                 <w:szCs w:val="20"/>
-                <w:lang w:val="uk-UA"/>
-              </w:rPr>
-            </w:pPr>
-          </w:p>
-        </w:tc>
-        <w:tc>
-          <w:tcPr>
-            <w:tcW w:w="1134" w:type="dxa"/>
-          </w:tcPr>
-          <w:p>
-            <w:pPr>
-              <w:spacing w:line="360" w:lineRule="auto"/>
-              <w:jc w:val="center"/>
-              <w:rPr>
-                <w:sz w:val="20"/>
-                <w:szCs w:val="20"/>
-                <w:lang w:val="uk-UA"/>
-              </w:rPr>
-            </w:pPr>
-          </w:p>
-        </w:tc>
-        <w:tc>
-          <w:tcPr>
-            <w:tcW w:w="1417" w:type="dxa"/>
-          </w:tcPr>
-          <w:p>
-            <w:pPr>
-              <w:spacing w:line="360" w:lineRule="auto"/>
-              <w:jc w:val="center"/>
-              <w:rPr>
-                <w:sz w:val="20"/>
-                <w:szCs w:val="20"/>
-                <w:lang w:val="en-US"/>
-              </w:rPr>
-            </w:pPr>
-            <w:r>
-              <w:rPr>
-                <w:sz w:val="20"/>
-                <w:szCs w:val="20"/>
-                <w:lang w:val="uk-UA"/>
-              </w:rPr>
-              <w:t>90</w:t>
-            </w:r>
-          </w:p>
-        </w:tc>
-        <w:tc>
-          <w:tcPr>
-            <w:tcW w:w="1417" w:type="dxa"/>
+                <w:lang w:val="en-US"/>
+              </w:rPr>
+            </w:pPr>
+            <w:r>
+              <w:rPr>
+                <w:sz w:val="20"/>
+                <w:szCs w:val="20"/>
+                <w:lang w:val="en-US"/>
+              </w:rPr>
+              <w:t>15</w:t>
+            </w:r>
+          </w:p>
+        </w:tc>
+        <w:tc>
+          <w:tcPr>
+            <w:tcW w:w="787" w:type="dxa"/>
+          </w:tcPr>
+          <w:p>
+            <w:pPr>
+              <w:spacing w:line="360" w:lineRule="auto"/>
+              <w:jc w:val="center"/>
+              <w:rPr>
+                <w:sz w:val="20"/>
+                <w:szCs w:val="20"/>
+                <w:lang w:val="uk-UA"/>
+              </w:rPr>
+            </w:pPr>
+          </w:p>
+        </w:tc>
+        <w:tc>
+          <w:tcPr>
+            <w:tcW w:w="903" w:type="dxa"/>
           </w:tcPr>
           <w:p>
             <w:pPr>
@@ -2625,27 +2455,42 @@
                 <w:szCs w:val="22"/>
               </w:rPr>
             </w:pPr>
-            <w:proofErr w:type="spellStart"/>
             <w:r>
               <w:rPr>
                 <w:sz w:val="22"/>
                 <w:szCs w:val="22"/>
               </w:rPr>
-              <w:t>Пеклін</w:t>
-            </w:r>
-            <w:proofErr w:type="spellEnd"/>
-            <w:r>
-              <w:rPr>
-                <w:sz w:val="22"/>
-                <w:szCs w:val="22"/>
-              </w:rPr>
-              <w:t xml:space="preserve"> Роман </w:t>
-            </w:r>
-          </w:p>
-        </w:tc>
-        <w:tc>
-          <w:tcPr>
-            <w:tcW w:w="1056" w:type="dxa"/>
+              <w:t xml:space="preserve">Пеклін Роман </w:t>
+            </w:r>
+          </w:p>
+        </w:tc>
+        <w:tc>
+          <w:tcPr>
+            <w:tcW w:w="1190" w:type="dxa"/>
+          </w:tcPr>
+          <w:p>
+            <w:pPr>
+              <w:spacing w:line="360" w:lineRule="auto"/>
+              <w:jc w:val="center"/>
+              <w:rPr>
+                <w:sz w:val="20"/>
+                <w:szCs w:val="20"/>
+                <w:lang w:val="uk-UA"/>
+              </w:rPr>
+            </w:pPr>
+            <w:r>
+              <w:rPr>
+                <w:sz w:val="20"/>
+                <w:szCs w:val="20"/>
+                <w:lang w:val="uk-UA"/>
+              </w:rPr>
+              <w:t>64</w:t>
+            </w:r>
+          </w:p>
+        </w:tc>
+        <w:tc>
+          <w:tcPr>
+            <w:tcW w:w="819" w:type="dxa"/>
           </w:tcPr>
           <w:p>
             <w:pPr>
@@ -2673,51 +2518,35 @@
                 <w:lang w:val="en-US"/>
               </w:rPr>
             </w:pPr>
-          </w:p>
-        </w:tc>
-        <w:tc>
-          <w:tcPr>
-            <w:tcW w:w="1134" w:type="dxa"/>
-          </w:tcPr>
-          <w:p>
-            <w:pPr>
-              <w:spacing w:line="360" w:lineRule="auto"/>
-              <w:jc w:val="center"/>
-              <w:rPr>
-                <w:sz w:val="20"/>
-                <w:szCs w:val="20"/>
-                <w:lang w:val="uk-UA"/>
-              </w:rPr>
-            </w:pPr>
-          </w:p>
-        </w:tc>
-        <w:tc>
-          <w:tcPr>
-            <w:tcW w:w="1417" w:type="dxa"/>
-          </w:tcPr>
-          <w:p>
-            <w:pPr>
-              <w:spacing w:line="360" w:lineRule="auto"/>
-              <w:jc w:val="center"/>
-              <w:rPr>
-                <w:sz w:val="20"/>
-                <w:szCs w:val="20"/>
-                <w:lang w:val="en-US"/>
-              </w:rPr>
-            </w:pPr>
-            <w:r>
-              <w:rPr>
-                <w:sz w:val="20"/>
-                <w:szCs w:val="20"/>
-                <w:lang w:val="uk-UA"/>
-              </w:rPr>
-              <w:t>64</w:t>
-            </w:r>
-          </w:p>
-        </w:tc>
-        <w:tc>
-          <w:tcPr>
-            <w:tcW w:w="1417" w:type="dxa"/>
+            <w:r>
+              <w:rPr>
+                <w:sz w:val="20"/>
+                <w:szCs w:val="20"/>
+                <w:lang w:val="en-US"/>
+              </w:rPr>
+              <w:t>18</w:t>
+            </w:r>
+          </w:p>
+        </w:tc>
+        <w:tc>
+          <w:tcPr>
+            <w:tcW w:w="787" w:type="dxa"/>
+          </w:tcPr>
+          <w:p>
+            <w:pPr>
+              <w:spacing w:line="360" w:lineRule="auto"/>
+              <w:jc w:val="center"/>
+              <w:rPr>
+                <w:sz w:val="20"/>
+                <w:szCs w:val="20"/>
+                <w:lang w:val="uk-UA"/>
+              </w:rPr>
+            </w:pPr>
+          </w:p>
+        </w:tc>
+        <w:tc>
+          <w:tcPr>
+            <w:tcW w:w="903" w:type="dxa"/>
           </w:tcPr>
           <w:p>
             <w:pPr>
@@ -2789,27 +2618,42 @@
                 <w:szCs w:val="22"/>
               </w:rPr>
             </w:pPr>
-            <w:proofErr w:type="spellStart"/>
             <w:r>
               <w:rPr>
                 <w:sz w:val="22"/>
                 <w:szCs w:val="22"/>
               </w:rPr>
-              <w:t>Приказюк</w:t>
-            </w:r>
-            <w:proofErr w:type="spellEnd"/>
-            <w:r>
-              <w:rPr>
-                <w:sz w:val="22"/>
-                <w:szCs w:val="22"/>
-              </w:rPr>
-              <w:t xml:space="preserve"> Тарас </w:t>
-            </w:r>
-          </w:p>
-        </w:tc>
-        <w:tc>
-          <w:tcPr>
-            <w:tcW w:w="1056" w:type="dxa"/>
+              <w:t xml:space="preserve">Приказюк Тарас </w:t>
+            </w:r>
+          </w:p>
+        </w:tc>
+        <w:tc>
+          <w:tcPr>
+            <w:tcW w:w="1190" w:type="dxa"/>
+          </w:tcPr>
+          <w:p>
+            <w:pPr>
+              <w:spacing w:line="360" w:lineRule="auto"/>
+              <w:jc w:val="center"/>
+              <w:rPr>
+                <w:sz w:val="20"/>
+                <w:szCs w:val="20"/>
+                <w:lang w:val="uk-UA"/>
+              </w:rPr>
+            </w:pPr>
+            <w:r>
+              <w:rPr>
+                <w:sz w:val="20"/>
+                <w:szCs w:val="20"/>
+                <w:lang w:val="uk-UA"/>
+              </w:rPr>
+              <w:t>71</w:t>
+            </w:r>
+          </w:p>
+        </w:tc>
+        <w:tc>
+          <w:tcPr>
+            <w:tcW w:w="819" w:type="dxa"/>
           </w:tcPr>
           <w:p>
             <w:pPr>
@@ -2837,51 +2681,35 @@
                 <w:lang w:val="en-US"/>
               </w:rPr>
             </w:pPr>
-          </w:p>
-        </w:tc>
-        <w:tc>
-          <w:tcPr>
-            <w:tcW w:w="1134" w:type="dxa"/>
-          </w:tcPr>
-          <w:p>
-            <w:pPr>
-              <w:spacing w:line="360" w:lineRule="auto"/>
-              <w:jc w:val="center"/>
-              <w:rPr>
-                <w:sz w:val="20"/>
-                <w:szCs w:val="20"/>
-                <w:lang w:val="uk-UA"/>
-              </w:rPr>
-            </w:pPr>
-          </w:p>
-        </w:tc>
-        <w:tc>
-          <w:tcPr>
-            <w:tcW w:w="1417" w:type="dxa"/>
-          </w:tcPr>
-          <w:p>
-            <w:pPr>
-              <w:spacing w:line="360" w:lineRule="auto"/>
-              <w:jc w:val="center"/>
-              <w:rPr>
-                <w:sz w:val="20"/>
-                <w:szCs w:val="20"/>
-                <w:lang w:val="uk-UA"/>
-              </w:rPr>
-            </w:pPr>
-            <w:r>
-              <w:rPr>
-                <w:sz w:val="20"/>
-                <w:szCs w:val="20"/>
-                <w:lang w:val="uk-UA"/>
-              </w:rPr>
-              <w:t>71</w:t>
-            </w:r>
-          </w:p>
-        </w:tc>
-        <w:tc>
-          <w:tcPr>
-            <w:tcW w:w="1417" w:type="dxa"/>
+            <w:r>
+              <w:rPr>
+                <w:sz w:val="20"/>
+                <w:szCs w:val="20"/>
+                <w:lang w:val="en-US"/>
+              </w:rPr>
+              <w:t>15</w:t>
+            </w:r>
+          </w:p>
+        </w:tc>
+        <w:tc>
+          <w:tcPr>
+            <w:tcW w:w="787" w:type="dxa"/>
+          </w:tcPr>
+          <w:p>
+            <w:pPr>
+              <w:spacing w:line="360" w:lineRule="auto"/>
+              <w:jc w:val="center"/>
+              <w:rPr>
+                <w:sz w:val="20"/>
+                <w:szCs w:val="20"/>
+                <w:lang w:val="uk-UA"/>
+              </w:rPr>
+            </w:pPr>
+          </w:p>
+        </w:tc>
+        <w:tc>
+          <w:tcPr>
+            <w:tcW w:w="903" w:type="dxa"/>
           </w:tcPr>
           <w:p>
             <w:pPr>
@@ -2959,29 +2787,37 @@
                 <w:sz w:val="22"/>
                 <w:szCs w:val="22"/>
               </w:rPr>
-              <w:t xml:space="preserve">Рак </w:t>
-            </w:r>
-            <w:proofErr w:type="spellStart"/>
-            <w:r>
-              <w:rPr>
-                <w:sz w:val="22"/>
-                <w:szCs w:val="22"/>
-              </w:rPr>
-              <w:t>Діана</w:t>
-            </w:r>
-            <w:proofErr w:type="spellEnd"/>
-            <w:r>
-              <w:rPr>
-                <w:sz w:val="22"/>
-                <w:szCs w:val="22"/>
-              </w:rPr>
-              <w:t xml:space="preserve"> </w:t>
-            </w:r>
-          </w:p>
-        </w:tc>
-        <w:tc>
-          <w:tcPr>
-            <w:tcW w:w="1056" w:type="dxa"/>
+              <w:t xml:space="preserve">Рак Діана </w:t>
+            </w:r>
+          </w:p>
+        </w:tc>
+        <w:tc>
+          <w:tcPr>
+            <w:tcW w:w="1190" w:type="dxa"/>
+          </w:tcPr>
+          <w:p>
+            <w:pPr>
+              <w:spacing w:line="360" w:lineRule="auto"/>
+              <w:jc w:val="center"/>
+              <w:rPr>
+                <w:sz w:val="20"/>
+                <w:szCs w:val="20"/>
+                <w:lang w:val="uk-UA"/>
+              </w:rPr>
+            </w:pPr>
+            <w:r>
+              <w:rPr>
+                <w:sz w:val="20"/>
+                <w:szCs w:val="20"/>
+                <w:lang w:val="uk-UA"/>
+              </w:rPr>
+              <w:t>74 (2)</w:t>
+            </w:r>
+          </w:p>
+        </w:tc>
+        <w:tc>
+          <w:tcPr>
+            <w:tcW w:w="819" w:type="dxa"/>
           </w:tcPr>
           <w:p>
             <w:pPr>
@@ -3013,47 +2849,23 @@
         </w:tc>
         <w:tc>
           <w:tcPr>
-            <w:tcW w:w="1134" w:type="dxa"/>
-          </w:tcPr>
-          <w:p>
-            <w:pPr>
-              <w:spacing w:line="360" w:lineRule="auto"/>
-              <w:jc w:val="center"/>
-              <w:rPr>
-                <w:sz w:val="20"/>
-                <w:szCs w:val="20"/>
-                <w:lang w:val="uk-UA"/>
-              </w:rPr>
-            </w:pPr>
-          </w:p>
-        </w:tc>
-        <w:tc>
-          <w:tcPr>
-            <w:tcW w:w="1417" w:type="dxa"/>
-          </w:tcPr>
-          <w:p>
-            <w:pPr>
-              <w:spacing w:line="360" w:lineRule="auto"/>
-              <w:jc w:val="center"/>
-              <w:rPr>
-                <w:sz w:val="20"/>
-                <w:szCs w:val="20"/>
-                <w:lang w:val="uk-UA"/>
-              </w:rPr>
-            </w:pPr>
-            <w:r>
-              <w:rPr>
-                <w:sz w:val="20"/>
-                <w:szCs w:val="20"/>
-                <w:lang w:val="uk-UA"/>
-              </w:rPr>
-              <w:t>74 (2)</w:t>
-            </w:r>
-          </w:p>
-        </w:tc>
-        <w:tc>
-          <w:tcPr>
-            <w:tcW w:w="1417" w:type="dxa"/>
+            <w:tcW w:w="787" w:type="dxa"/>
+          </w:tcPr>
+          <w:p>
+            <w:pPr>
+              <w:spacing w:line="360" w:lineRule="auto"/>
+              <w:jc w:val="center"/>
+              <w:rPr>
+                <w:sz w:val="20"/>
+                <w:szCs w:val="20"/>
+                <w:lang w:val="uk-UA"/>
+              </w:rPr>
+            </w:pPr>
+          </w:p>
+        </w:tc>
+        <w:tc>
+          <w:tcPr>
+            <w:tcW w:w="903" w:type="dxa"/>
           </w:tcPr>
           <w:p>
             <w:pPr>
@@ -3130,29 +2942,37 @@
                 <w:sz w:val="22"/>
                 <w:szCs w:val="22"/>
               </w:rPr>
-              <w:t xml:space="preserve">Романенко </w:t>
-            </w:r>
-            <w:proofErr w:type="spellStart"/>
-            <w:r>
-              <w:rPr>
-                <w:sz w:val="22"/>
-                <w:szCs w:val="22"/>
-              </w:rPr>
-              <w:t>Поліна</w:t>
-            </w:r>
-            <w:proofErr w:type="spellEnd"/>
-            <w:r>
-              <w:rPr>
-                <w:sz w:val="22"/>
-                <w:szCs w:val="22"/>
-              </w:rPr>
-              <w:t xml:space="preserve"> </w:t>
-            </w:r>
-          </w:p>
-        </w:tc>
-        <w:tc>
-          <w:tcPr>
-            <w:tcW w:w="1056" w:type="dxa"/>
+              <w:t xml:space="preserve">Романенко Поліна </w:t>
+            </w:r>
+          </w:p>
+        </w:tc>
+        <w:tc>
+          <w:tcPr>
+            <w:tcW w:w="1190" w:type="dxa"/>
+          </w:tcPr>
+          <w:p>
+            <w:pPr>
+              <w:spacing w:line="360" w:lineRule="auto"/>
+              <w:jc w:val="center"/>
+              <w:rPr>
+                <w:sz w:val="20"/>
+                <w:szCs w:val="20"/>
+                <w:lang w:val="uk-UA"/>
+              </w:rPr>
+            </w:pPr>
+            <w:r>
+              <w:rPr>
+                <w:sz w:val="20"/>
+                <w:szCs w:val="20"/>
+                <w:lang w:val="uk-UA"/>
+              </w:rPr>
+              <w:t>72</w:t>
+            </w:r>
+          </w:p>
+        </w:tc>
+        <w:tc>
+          <w:tcPr>
+            <w:tcW w:w="819" w:type="dxa"/>
           </w:tcPr>
           <w:p>
             <w:pPr>
@@ -3184,47 +3004,23 @@
         </w:tc>
         <w:tc>
           <w:tcPr>
-            <w:tcW w:w="1134" w:type="dxa"/>
-          </w:tcPr>
-          <w:p>
-            <w:pPr>
-              <w:spacing w:line="360" w:lineRule="auto"/>
-              <w:jc w:val="center"/>
-              <w:rPr>
-                <w:sz w:val="20"/>
-                <w:szCs w:val="20"/>
-                <w:lang w:val="uk-UA"/>
-              </w:rPr>
-            </w:pPr>
-          </w:p>
-        </w:tc>
-        <w:tc>
-          <w:tcPr>
-            <w:tcW w:w="1417" w:type="dxa"/>
-          </w:tcPr>
-          <w:p>
-            <w:pPr>
-              <w:spacing w:line="360" w:lineRule="auto"/>
-              <w:jc w:val="center"/>
-              <w:rPr>
-                <w:sz w:val="20"/>
-                <w:szCs w:val="20"/>
-                <w:lang w:val="en-US"/>
-              </w:rPr>
-            </w:pPr>
-            <w:r>
-              <w:rPr>
-                <w:sz w:val="20"/>
-                <w:szCs w:val="20"/>
-                <w:lang w:val="uk-UA"/>
-              </w:rPr>
-              <w:t>72</w:t>
-            </w:r>
-          </w:p>
-        </w:tc>
-        <w:tc>
-          <w:tcPr>
-            <w:tcW w:w="1417" w:type="dxa"/>
+            <w:tcW w:w="787" w:type="dxa"/>
+          </w:tcPr>
+          <w:p>
+            <w:pPr>
+              <w:spacing w:line="360" w:lineRule="auto"/>
+              <w:jc w:val="center"/>
+              <w:rPr>
+                <w:sz w:val="20"/>
+                <w:szCs w:val="20"/>
+                <w:lang w:val="uk-UA"/>
+              </w:rPr>
+            </w:pPr>
+          </w:p>
+        </w:tc>
+        <w:tc>
+          <w:tcPr>
+            <w:tcW w:w="903" w:type="dxa"/>
           </w:tcPr>
           <w:p>
             <w:pPr>
@@ -3307,7 +3103,32 @@
         </w:tc>
         <w:tc>
           <w:tcPr>
-            <w:tcW w:w="1056" w:type="dxa"/>
+            <w:tcW w:w="1190" w:type="dxa"/>
+            <w:vAlign w:val="center"/>
+          </w:tcPr>
+          <w:p>
+            <w:pPr>
+              <w:spacing w:line="360" w:lineRule="auto"/>
+              <w:jc w:val="center"/>
+              <w:rPr>
+                <w:sz w:val="20"/>
+                <w:szCs w:val="20"/>
+                <w:lang w:val="uk-UA"/>
+              </w:rPr>
+            </w:pPr>
+            <w:r>
+              <w:rPr>
+                <w:sz w:val="20"/>
+                <w:szCs w:val="20"/>
+                <w:lang w:val="uk-UA"/>
+              </w:rPr>
+              <w:t>84</w:t>
+            </w:r>
+          </w:p>
+        </w:tc>
+        <w:tc>
+          <w:tcPr>
+            <w:tcW w:w="819" w:type="dxa"/>
           </w:tcPr>
           <w:p>
             <w:pPr>
@@ -3339,48 +3160,23 @@
         </w:tc>
         <w:tc>
           <w:tcPr>
-            <w:tcW w:w="1134" w:type="dxa"/>
-          </w:tcPr>
-          <w:p>
-            <w:pPr>
-              <w:spacing w:line="360" w:lineRule="auto"/>
-              <w:jc w:val="center"/>
-              <w:rPr>
-                <w:sz w:val="20"/>
-                <w:szCs w:val="20"/>
-                <w:lang w:val="uk-UA"/>
-              </w:rPr>
-            </w:pPr>
-          </w:p>
-        </w:tc>
-        <w:tc>
-          <w:tcPr>
-            <w:tcW w:w="1417" w:type="dxa"/>
-            <w:vAlign w:val="center"/>
-          </w:tcPr>
-          <w:p>
-            <w:pPr>
-              <w:spacing w:line="360" w:lineRule="auto"/>
-              <w:jc w:val="center"/>
-              <w:rPr>
-                <w:sz w:val="20"/>
-                <w:szCs w:val="20"/>
-                <w:lang w:val="en-US"/>
-              </w:rPr>
-            </w:pPr>
-            <w:r>
-              <w:rPr>
-                <w:sz w:val="20"/>
-                <w:szCs w:val="20"/>
-                <w:lang w:val="uk-UA"/>
-              </w:rPr>
-              <w:t>84</w:t>
-            </w:r>
-          </w:p>
-        </w:tc>
-        <w:tc>
-          <w:tcPr>
-            <w:tcW w:w="1417" w:type="dxa"/>
+            <w:tcW w:w="787" w:type="dxa"/>
+          </w:tcPr>
+          <w:p>
+            <w:pPr>
+              <w:spacing w:line="360" w:lineRule="auto"/>
+              <w:jc w:val="center"/>
+              <w:rPr>
+                <w:sz w:val="20"/>
+                <w:szCs w:val="20"/>
+                <w:lang w:val="uk-UA"/>
+              </w:rPr>
+            </w:pPr>
+          </w:p>
+        </w:tc>
+        <w:tc>
+          <w:tcPr>
+            <w:tcW w:w="903" w:type="dxa"/>
           </w:tcPr>
           <w:p>
             <w:pPr>
@@ -3464,7 +3260,31 @@
         </w:tc>
         <w:tc>
           <w:tcPr>
-            <w:tcW w:w="1056" w:type="dxa"/>
+            <w:tcW w:w="1190" w:type="dxa"/>
+          </w:tcPr>
+          <w:p>
+            <w:pPr>
+              <w:spacing w:line="360" w:lineRule="auto"/>
+              <w:jc w:val="center"/>
+              <w:rPr>
+                <w:sz w:val="20"/>
+                <w:szCs w:val="20"/>
+                <w:lang w:val="uk-UA"/>
+              </w:rPr>
+            </w:pPr>
+            <w:r>
+              <w:rPr>
+                <w:sz w:val="20"/>
+                <w:szCs w:val="20"/>
+                <w:lang w:val="uk-UA"/>
+              </w:rPr>
+              <w:t>63</w:t>
+            </w:r>
+          </w:p>
+        </w:tc>
+        <w:tc>
+          <w:tcPr>
+            <w:tcW w:w="819" w:type="dxa"/>
           </w:tcPr>
           <w:p>
             <w:pPr>
@@ -3496,47 +3316,23 @@
         </w:tc>
         <w:tc>
           <w:tcPr>
-            <w:tcW w:w="1134" w:type="dxa"/>
-          </w:tcPr>
-          <w:p>
-            <w:pPr>
-              <w:spacing w:line="360" w:lineRule="auto"/>
-              <w:jc w:val="center"/>
-              <w:rPr>
-                <w:sz w:val="20"/>
-                <w:szCs w:val="20"/>
-                <w:lang w:val="uk-UA"/>
-              </w:rPr>
-            </w:pPr>
-          </w:p>
-        </w:tc>
-        <w:tc>
-          <w:tcPr>
-            <w:tcW w:w="1417" w:type="dxa"/>
-          </w:tcPr>
-          <w:p>
-            <w:pPr>
-              <w:spacing w:line="360" w:lineRule="auto"/>
-              <w:jc w:val="center"/>
-              <w:rPr>
-                <w:sz w:val="20"/>
-                <w:szCs w:val="20"/>
-                <w:lang w:val="uk-UA"/>
-              </w:rPr>
-            </w:pPr>
-            <w:r>
-              <w:rPr>
-                <w:sz w:val="20"/>
-                <w:szCs w:val="20"/>
-                <w:lang w:val="uk-UA"/>
-              </w:rPr>
-              <w:t>63</w:t>
-            </w:r>
-          </w:p>
-        </w:tc>
-        <w:tc>
-          <w:tcPr>
-            <w:tcW w:w="1417" w:type="dxa"/>
+            <w:tcW w:w="787" w:type="dxa"/>
+          </w:tcPr>
+          <w:p>
+            <w:pPr>
+              <w:spacing w:line="360" w:lineRule="auto"/>
+              <w:jc w:val="center"/>
+              <w:rPr>
+                <w:sz w:val="20"/>
+                <w:szCs w:val="20"/>
+                <w:lang w:val="uk-UA"/>
+              </w:rPr>
+            </w:pPr>
+          </w:p>
+        </w:tc>
+        <w:tc>
+          <w:tcPr>
+            <w:tcW w:w="903" w:type="dxa"/>
           </w:tcPr>
           <w:p>
             <w:pPr>
@@ -3609,43 +3405,42 @@
                 <w:szCs w:val="22"/>
               </w:rPr>
             </w:pPr>
-            <w:proofErr w:type="spellStart"/>
             <w:r>
               <w:rPr>
                 <w:sz w:val="22"/>
                 <w:szCs w:val="22"/>
               </w:rPr>
-              <w:t>Толстих</w:t>
-            </w:r>
-            <w:proofErr w:type="spellEnd"/>
-            <w:r>
-              <w:rPr>
-                <w:sz w:val="22"/>
-                <w:szCs w:val="22"/>
-              </w:rPr>
-              <w:t xml:space="preserve"> </w:t>
-            </w:r>
-            <w:proofErr w:type="spellStart"/>
-            <w:r>
-              <w:rPr>
-                <w:sz w:val="22"/>
-                <w:szCs w:val="22"/>
-              </w:rPr>
-              <w:t>Діана</w:t>
-            </w:r>
-            <w:proofErr w:type="spellEnd"/>
-            <w:r>
-              <w:rPr>
-                <w:sz w:val="22"/>
-                <w:szCs w:val="22"/>
-              </w:rPr>
-              <w:t xml:space="preserve"> </w:t>
-            </w:r>
-          </w:p>
-        </w:tc>
-        <w:tc>
-          <w:tcPr>
-            <w:tcW w:w="1056" w:type="dxa"/>
+              <w:t xml:space="preserve">Толстих Діана </w:t>
+            </w:r>
+          </w:p>
+        </w:tc>
+        <w:tc>
+          <w:tcPr>
+            <w:tcW w:w="1190" w:type="dxa"/>
+          </w:tcPr>
+          <w:p>
+            <w:pPr>
+              <w:spacing w:line="360" w:lineRule="auto"/>
+              <w:jc w:val="center"/>
+              <w:rPr>
+                <w:sz w:val="20"/>
+                <w:szCs w:val="20"/>
+                <w:lang w:val="uk-UA"/>
+              </w:rPr>
+            </w:pPr>
+            <w:r>
+              <w:rPr>
+                <w:sz w:val="20"/>
+                <w:szCs w:val="20"/>
+                <w:lang w:val="uk-UA"/>
+              </w:rPr>
+              <w:t>90</w:t>
+            </w:r>
+          </w:p>
+        </w:tc>
+        <w:tc>
+          <w:tcPr>
+            <w:tcW w:w="819" w:type="dxa"/>
           </w:tcPr>
           <w:p>
             <w:pPr>
@@ -3677,47 +3472,23 @@
         </w:tc>
         <w:tc>
           <w:tcPr>
-            <w:tcW w:w="1134" w:type="dxa"/>
-          </w:tcPr>
-          <w:p>
-            <w:pPr>
-              <w:spacing w:line="360" w:lineRule="auto"/>
-              <w:jc w:val="center"/>
-              <w:rPr>
-                <w:sz w:val="20"/>
-                <w:szCs w:val="20"/>
-                <w:lang w:val="uk-UA"/>
-              </w:rPr>
-            </w:pPr>
-          </w:p>
-        </w:tc>
-        <w:tc>
-          <w:tcPr>
-            <w:tcW w:w="1417" w:type="dxa"/>
-          </w:tcPr>
-          <w:p>
-            <w:pPr>
-              <w:spacing w:line="360" w:lineRule="auto"/>
-              <w:jc w:val="center"/>
-              <w:rPr>
-                <w:sz w:val="20"/>
-                <w:szCs w:val="20"/>
-                <w:lang w:val="en-US"/>
-              </w:rPr>
-            </w:pPr>
-            <w:r>
-              <w:rPr>
-                <w:sz w:val="20"/>
-                <w:szCs w:val="20"/>
-                <w:lang w:val="uk-UA"/>
-              </w:rPr>
-              <w:t>90</w:t>
-            </w:r>
-          </w:p>
-        </w:tc>
-        <w:tc>
-          <w:tcPr>
-            <w:tcW w:w="1417" w:type="dxa"/>
+            <w:tcW w:w="787" w:type="dxa"/>
+          </w:tcPr>
+          <w:p>
+            <w:pPr>
+              <w:spacing w:line="360" w:lineRule="auto"/>
+              <w:jc w:val="center"/>
+              <w:rPr>
+                <w:sz w:val="20"/>
+                <w:szCs w:val="20"/>
+                <w:lang w:val="uk-UA"/>
+              </w:rPr>
+            </w:pPr>
+          </w:p>
+        </w:tc>
+        <w:tc>
+          <w:tcPr>
+            <w:tcW w:w="903" w:type="dxa"/>
           </w:tcPr>
           <w:p>
             <w:pPr>
@@ -3790,27 +3561,42 @@
                 <w:szCs w:val="22"/>
               </w:rPr>
             </w:pPr>
-            <w:proofErr w:type="spellStart"/>
             <w:r>
               <w:rPr>
                 <w:sz w:val="22"/>
                 <w:szCs w:val="22"/>
               </w:rPr>
-              <w:t>Чмирь</w:t>
-            </w:r>
-            <w:proofErr w:type="spellEnd"/>
-            <w:r>
-              <w:rPr>
-                <w:sz w:val="22"/>
-                <w:szCs w:val="22"/>
-              </w:rPr>
-              <w:t xml:space="preserve"> Максим </w:t>
-            </w:r>
-          </w:p>
-        </w:tc>
-        <w:tc>
-          <w:tcPr>
-            <w:tcW w:w="1056" w:type="dxa"/>
+              <w:t xml:space="preserve">Чмирь Максим </w:t>
+            </w:r>
+          </w:p>
+        </w:tc>
+        <w:tc>
+          <w:tcPr>
+            <w:tcW w:w="1190" w:type="dxa"/>
+          </w:tcPr>
+          <w:p>
+            <w:pPr>
+              <w:spacing w:line="360" w:lineRule="auto"/>
+              <w:jc w:val="center"/>
+              <w:rPr>
+                <w:sz w:val="20"/>
+                <w:szCs w:val="20"/>
+                <w:lang w:val="uk-UA"/>
+              </w:rPr>
+            </w:pPr>
+            <w:r>
+              <w:rPr>
+                <w:sz w:val="20"/>
+                <w:szCs w:val="20"/>
+                <w:lang w:val="uk-UA"/>
+              </w:rPr>
+              <w:t>86</w:t>
+            </w:r>
+          </w:p>
+        </w:tc>
+        <w:tc>
+          <w:tcPr>
+            <w:tcW w:w="819" w:type="dxa"/>
           </w:tcPr>
           <w:p>
             <w:pPr>
@@ -3835,54 +3621,38 @@
               <w:rPr>
                 <w:sz w:val="20"/>
                 <w:szCs w:val="20"/>
-                <w:lang w:val="uk-UA"/>
-              </w:rPr>
-            </w:pPr>
-          </w:p>
-        </w:tc>
-        <w:tc>
-          <w:tcPr>
-            <w:tcW w:w="1134" w:type="dxa"/>
-          </w:tcPr>
-          <w:p>
-            <w:pPr>
-              <w:spacing w:line="360" w:lineRule="auto"/>
-              <w:jc w:val="center"/>
-              <w:rPr>
-                <w:sz w:val="20"/>
-                <w:szCs w:val="20"/>
-                <w:lang w:val="uk-UA"/>
-              </w:rPr>
-            </w:pPr>
-          </w:p>
-        </w:tc>
-        <w:tc>
-          <w:tcPr>
-            <w:tcW w:w="1417" w:type="dxa"/>
-          </w:tcPr>
-          <w:p>
-            <w:pPr>
-              <w:spacing w:line="360" w:lineRule="auto"/>
-              <w:jc w:val="center"/>
-              <w:rPr>
-                <w:sz w:val="20"/>
-                <w:szCs w:val="20"/>
-                <w:lang w:val="en-US"/>
-              </w:rPr>
-            </w:pPr>
-            <w:r>
-              <w:rPr>
-                <w:sz w:val="20"/>
-                <w:szCs w:val="20"/>
-                <w:lang w:val="uk-UA"/>
-              </w:rPr>
-              <w:t>86</w:t>
-            </w:r>
-          </w:p>
-        </w:tc>
-        <w:tc>
-          <w:tcPr>
-            <w:tcW w:w="1417" w:type="dxa"/>
+                <w:lang w:val="en-US"/>
+              </w:rPr>
+            </w:pPr>
+            <w:r>
+              <w:rPr>
+                <w:sz w:val="20"/>
+                <w:szCs w:val="20"/>
+                <w:lang w:val="en-US"/>
+              </w:rPr>
+              <w:t>13</w:t>
+            </w:r>
+          </w:p>
+        </w:tc>
+        <w:tc>
+          <w:tcPr>
+            <w:tcW w:w="787" w:type="dxa"/>
+          </w:tcPr>
+          <w:p>
+            <w:pPr>
+              <w:spacing w:line="360" w:lineRule="auto"/>
+              <w:jc w:val="center"/>
+              <w:rPr>
+                <w:sz w:val="20"/>
+                <w:szCs w:val="20"/>
+                <w:lang w:val="uk-UA"/>
+              </w:rPr>
+            </w:pPr>
+          </w:p>
+        </w:tc>
+        <w:tc>
+          <w:tcPr>
+            <w:tcW w:w="903" w:type="dxa"/>
           </w:tcPr>
           <w:p>
             <w:pPr>
@@ -3960,29 +3730,37 @@
                 <w:sz w:val="22"/>
                 <w:szCs w:val="22"/>
               </w:rPr>
-              <w:t xml:space="preserve">Шейко </w:t>
-            </w:r>
-            <w:proofErr w:type="spellStart"/>
-            <w:r>
-              <w:rPr>
-                <w:sz w:val="22"/>
-                <w:szCs w:val="22"/>
-              </w:rPr>
-              <w:t>Євген</w:t>
-            </w:r>
-            <w:proofErr w:type="spellEnd"/>
-            <w:r>
-              <w:rPr>
-                <w:sz w:val="22"/>
-                <w:szCs w:val="22"/>
-              </w:rPr>
-              <w:t xml:space="preserve"> </w:t>
-            </w:r>
-          </w:p>
-        </w:tc>
-        <w:tc>
-          <w:tcPr>
-            <w:tcW w:w="1056" w:type="dxa"/>
+              <w:t xml:space="preserve">Шейко Євген </w:t>
+            </w:r>
+          </w:p>
+        </w:tc>
+        <w:tc>
+          <w:tcPr>
+            <w:tcW w:w="1190" w:type="dxa"/>
+          </w:tcPr>
+          <w:p>
+            <w:pPr>
+              <w:spacing w:line="360" w:lineRule="auto"/>
+              <w:jc w:val="center"/>
+              <w:rPr>
+                <w:sz w:val="20"/>
+                <w:szCs w:val="20"/>
+                <w:lang w:val="uk-UA"/>
+              </w:rPr>
+            </w:pPr>
+            <w:r>
+              <w:rPr>
+                <w:sz w:val="20"/>
+                <w:szCs w:val="20"/>
+                <w:lang w:val="uk-UA"/>
+              </w:rPr>
+              <w:t>81</w:t>
+            </w:r>
+          </w:p>
+        </w:tc>
+        <w:tc>
+          <w:tcPr>
+            <w:tcW w:w="819" w:type="dxa"/>
           </w:tcPr>
           <w:p>
             <w:pPr>
@@ -4007,54 +3785,38 @@
               <w:rPr>
                 <w:sz w:val="20"/>
                 <w:szCs w:val="20"/>
-                <w:lang w:val="uk-UA"/>
-              </w:rPr>
-            </w:pPr>
-          </w:p>
-        </w:tc>
-        <w:tc>
-          <w:tcPr>
-            <w:tcW w:w="1134" w:type="dxa"/>
-          </w:tcPr>
-          <w:p>
-            <w:pPr>
-              <w:spacing w:line="360" w:lineRule="auto"/>
-              <w:jc w:val="center"/>
-              <w:rPr>
-                <w:sz w:val="20"/>
-                <w:szCs w:val="20"/>
-                <w:lang w:val="uk-UA"/>
-              </w:rPr>
-            </w:pPr>
-          </w:p>
-        </w:tc>
-        <w:tc>
-          <w:tcPr>
-            <w:tcW w:w="1417" w:type="dxa"/>
-          </w:tcPr>
-          <w:p>
-            <w:pPr>
-              <w:spacing w:line="360" w:lineRule="auto"/>
-              <w:jc w:val="center"/>
-              <w:rPr>
-                <w:sz w:val="20"/>
-                <w:szCs w:val="20"/>
-                <w:lang w:val="en-US"/>
-              </w:rPr>
-            </w:pPr>
-            <w:r>
-              <w:rPr>
-                <w:sz w:val="20"/>
-                <w:szCs w:val="20"/>
-                <w:lang w:val="uk-UA"/>
-              </w:rPr>
-              <w:t>81</w:t>
-            </w:r>
-          </w:p>
-        </w:tc>
-        <w:tc>
-          <w:tcPr>
-            <w:tcW w:w="1417" w:type="dxa"/>
+                <w:lang w:val="en-US"/>
+              </w:rPr>
+            </w:pPr>
+            <w:r>
+              <w:rPr>
+                <w:sz w:val="20"/>
+                <w:szCs w:val="20"/>
+                <w:lang w:val="en-US"/>
+              </w:rPr>
+              <w:t>18</w:t>
+            </w:r>
+          </w:p>
+        </w:tc>
+        <w:tc>
+          <w:tcPr>
+            <w:tcW w:w="787" w:type="dxa"/>
+          </w:tcPr>
+          <w:p>
+            <w:pPr>
+              <w:spacing w:line="360" w:lineRule="auto"/>
+              <w:jc w:val="center"/>
+              <w:rPr>
+                <w:sz w:val="20"/>
+                <w:szCs w:val="20"/>
+                <w:lang w:val="uk-UA"/>
+              </w:rPr>
+            </w:pPr>
+          </w:p>
+        </w:tc>
+        <w:tc>
+          <w:tcPr>
+            <w:tcW w:w="903" w:type="dxa"/>
           </w:tcPr>
           <w:p>
             <w:pPr>
@@ -4132,29 +3894,37 @@
                 <w:sz w:val="22"/>
                 <w:szCs w:val="22"/>
               </w:rPr>
-              <w:t xml:space="preserve">Шкурова </w:t>
-            </w:r>
-            <w:proofErr w:type="spellStart"/>
-            <w:r>
-              <w:rPr>
-                <w:sz w:val="22"/>
-                <w:szCs w:val="22"/>
-              </w:rPr>
-              <w:t>Марія</w:t>
-            </w:r>
-            <w:proofErr w:type="spellEnd"/>
-            <w:r>
-              <w:rPr>
-                <w:sz w:val="22"/>
-                <w:szCs w:val="22"/>
-              </w:rPr>
-              <w:t xml:space="preserve"> </w:t>
-            </w:r>
-          </w:p>
-        </w:tc>
-        <w:tc>
-          <w:tcPr>
-            <w:tcW w:w="1056" w:type="dxa"/>
+              <w:t xml:space="preserve">Шкурова Марія </w:t>
+            </w:r>
+          </w:p>
+        </w:tc>
+        <w:tc>
+          <w:tcPr>
+            <w:tcW w:w="1190" w:type="dxa"/>
+          </w:tcPr>
+          <w:p>
+            <w:pPr>
+              <w:spacing w:line="360" w:lineRule="auto"/>
+              <w:jc w:val="center"/>
+              <w:rPr>
+                <w:sz w:val="20"/>
+                <w:szCs w:val="20"/>
+                <w:lang w:val="uk-UA"/>
+              </w:rPr>
+            </w:pPr>
+            <w:r>
+              <w:rPr>
+                <w:sz w:val="20"/>
+                <w:szCs w:val="20"/>
+                <w:lang w:val="uk-UA"/>
+              </w:rPr>
+              <w:t>78</w:t>
+            </w:r>
+          </w:p>
+        </w:tc>
+        <w:tc>
+          <w:tcPr>
+            <w:tcW w:w="819" w:type="dxa"/>
           </w:tcPr>
           <w:p>
             <w:pPr>
@@ -4179,54 +3949,38 @@
               <w:rPr>
                 <w:sz w:val="20"/>
                 <w:szCs w:val="20"/>
-                <w:lang w:val="uk-UA"/>
-              </w:rPr>
-            </w:pPr>
-          </w:p>
-        </w:tc>
-        <w:tc>
-          <w:tcPr>
-            <w:tcW w:w="1134" w:type="dxa"/>
-          </w:tcPr>
-          <w:p>
-            <w:pPr>
-              <w:spacing w:line="360" w:lineRule="auto"/>
-              <w:jc w:val="center"/>
-              <w:rPr>
-                <w:sz w:val="20"/>
-                <w:szCs w:val="20"/>
-                <w:lang w:val="uk-UA"/>
-              </w:rPr>
-            </w:pPr>
-          </w:p>
-        </w:tc>
-        <w:tc>
-          <w:tcPr>
-            <w:tcW w:w="1417" w:type="dxa"/>
-          </w:tcPr>
-          <w:p>
-            <w:pPr>
-              <w:spacing w:line="360" w:lineRule="auto"/>
-              <w:jc w:val="center"/>
-              <w:rPr>
-                <w:sz w:val="20"/>
-                <w:szCs w:val="20"/>
-                <w:lang w:val="en-US"/>
-              </w:rPr>
-            </w:pPr>
-            <w:r>
-              <w:rPr>
-                <w:sz w:val="20"/>
-                <w:szCs w:val="20"/>
-                <w:lang w:val="uk-UA"/>
-              </w:rPr>
-              <w:t>78</w:t>
-            </w:r>
-          </w:p>
-        </w:tc>
-        <w:tc>
-          <w:tcPr>
-            <w:tcW w:w="1417" w:type="dxa"/>
+                <w:lang w:val="en-US"/>
+              </w:rPr>
+            </w:pPr>
+            <w:r>
+              <w:rPr>
+                <w:sz w:val="20"/>
+                <w:szCs w:val="20"/>
+                <w:lang w:val="en-US"/>
+              </w:rPr>
+              <w:t>24</w:t>
+            </w:r>
+          </w:p>
+        </w:tc>
+        <w:tc>
+          <w:tcPr>
+            <w:tcW w:w="787" w:type="dxa"/>
+          </w:tcPr>
+          <w:p>
+            <w:pPr>
+              <w:spacing w:line="360" w:lineRule="auto"/>
+              <w:jc w:val="center"/>
+              <w:rPr>
+                <w:sz w:val="20"/>
+                <w:szCs w:val="20"/>
+                <w:lang w:val="uk-UA"/>
+              </w:rPr>
+            </w:pPr>
+          </w:p>
+        </w:tc>
+        <w:tc>
+          <w:tcPr>
+            <w:tcW w:w="903" w:type="dxa"/>
           </w:tcPr>
           <w:p>
             <w:pPr>

--- a/Lecture/Chem/Exem/2025_26/3_Gr_2025.docx
+++ b/Lecture/Chem/Exem/2025_26/3_Gr_2025.docx
@@ -559,6 +559,14 @@
                 <w:lang w:val="en-US"/>
               </w:rPr>
             </w:pPr>
+            <w:r>
+              <w:rPr>
+                <w:sz w:val="20"/>
+                <w:szCs w:val="20"/>
+                <w:lang w:val="en-US"/>
+              </w:rPr>
+              <w:t>27</w:t>
+            </w:r>
           </w:p>
         </w:tc>
         <w:tc>
@@ -719,9 +727,17 @@
               <w:rPr>
                 <w:sz w:val="20"/>
                 <w:szCs w:val="20"/>
-                <w:lang w:val="uk-UA"/>
-              </w:rPr>
-            </w:pPr>
+                <w:lang w:val="en-US"/>
+              </w:rPr>
+            </w:pPr>
+            <w:r>
+              <w:rPr>
+                <w:sz w:val="20"/>
+                <w:szCs w:val="20"/>
+                <w:lang w:val="en-US"/>
+              </w:rPr>
+              <w:t>18</w:t>
+            </w:r>
           </w:p>
         </w:tc>
         <w:tc>
@@ -874,9 +890,17 @@
               <w:rPr>
                 <w:sz w:val="20"/>
                 <w:szCs w:val="20"/>
-                <w:lang w:val="uk-UA"/>
-              </w:rPr>
-            </w:pPr>
+                <w:lang w:val="en-US"/>
+              </w:rPr>
+            </w:pPr>
+            <w:r>
+              <w:rPr>
+                <w:sz w:val="20"/>
+                <w:szCs w:val="20"/>
+                <w:lang w:val="en-US"/>
+              </w:rPr>
+              <w:t>28</w:t>
+            </w:r>
           </w:p>
         </w:tc>
         <w:tc>
@@ -914,9 +938,17 @@
               <w:rPr>
                 <w:sz w:val="20"/>
                 <w:szCs w:val="20"/>
-                <w:lang w:val="uk-UA"/>
-              </w:rPr>
-            </w:pPr>
+                <w:lang w:val="en-US"/>
+              </w:rPr>
+            </w:pPr>
+            <w:r>
+              <w:rPr>
+                <w:sz w:val="20"/>
+                <w:szCs w:val="20"/>
+                <w:lang w:val="en-US"/>
+              </w:rPr>
+              <w:t>55</w:t>
+            </w:r>
           </w:p>
         </w:tc>
         <w:tc>
@@ -1048,6 +1080,14 @@
                 <w:lang w:val="en-US"/>
               </w:rPr>
             </w:pPr>
+            <w:r>
+              <w:rPr>
+                <w:sz w:val="20"/>
+                <w:szCs w:val="20"/>
+                <w:lang w:val="en-US"/>
+              </w:rPr>
+              <w:t>22</w:t>
+            </w:r>
           </w:p>
         </w:tc>
         <w:tc>
@@ -1085,9 +1125,17 @@
               <w:rPr>
                 <w:sz w:val="20"/>
                 <w:szCs w:val="20"/>
-                <w:lang w:val="uk-UA"/>
-              </w:rPr>
-            </w:pPr>
+                <w:lang w:val="en-US"/>
+              </w:rPr>
+            </w:pPr>
+            <w:r>
+              <w:rPr>
+                <w:sz w:val="20"/>
+                <w:szCs w:val="20"/>
+                <w:lang w:val="en-US"/>
+              </w:rPr>
+              <w:t>48</w:t>
+            </w:r>
           </w:p>
         </w:tc>
         <w:tc>
@@ -1220,6 +1268,14 @@
                 <w:lang w:val="en-US"/>
               </w:rPr>
             </w:pPr>
+            <w:r>
+              <w:rPr>
+                <w:sz w:val="20"/>
+                <w:szCs w:val="20"/>
+                <w:lang w:val="en-US"/>
+              </w:rPr>
+              <w:t>26</w:t>
+            </w:r>
           </w:p>
         </w:tc>
         <w:tc>
@@ -1862,9 +1918,17 @@
               <w:rPr>
                 <w:sz w:val="20"/>
                 <w:szCs w:val="20"/>
-                <w:lang w:val="uk-UA"/>
-              </w:rPr>
-            </w:pPr>
+                <w:lang w:val="en-US"/>
+              </w:rPr>
+            </w:pPr>
+            <w:r>
+              <w:rPr>
+                <w:sz w:val="20"/>
+                <w:szCs w:val="20"/>
+                <w:lang w:val="en-US"/>
+              </w:rPr>
+              <w:t>20</w:t>
+            </w:r>
           </w:p>
         </w:tc>
         <w:tc>
@@ -2020,6 +2084,14 @@
                 <w:lang w:val="en-US"/>
               </w:rPr>
             </w:pPr>
+            <w:r>
+              <w:rPr>
+                <w:sz w:val="20"/>
+                <w:szCs w:val="20"/>
+                <w:lang w:val="en-US"/>
+              </w:rPr>
+              <w:t>25</w:t>
+            </w:r>
           </w:p>
         </w:tc>
         <w:tc>
@@ -2057,9 +2129,17 @@
               <w:rPr>
                 <w:sz w:val="20"/>
                 <w:szCs w:val="20"/>
-                <w:lang w:val="uk-UA"/>
-              </w:rPr>
-            </w:pPr>
+                <w:lang w:val="en-US"/>
+              </w:rPr>
+            </w:pPr>
+            <w:r>
+              <w:rPr>
+                <w:sz w:val="20"/>
+                <w:szCs w:val="20"/>
+                <w:lang w:val="en-US"/>
+              </w:rPr>
+              <w:t>47</w:t>
+            </w:r>
           </w:p>
         </w:tc>
         <w:tc>
@@ -2336,9 +2416,17 @@
               <w:rPr>
                 <w:sz w:val="20"/>
                 <w:szCs w:val="20"/>
-                <w:lang w:val="uk-UA"/>
-              </w:rPr>
-            </w:pPr>
+                <w:lang w:val="en-US"/>
+              </w:rPr>
+            </w:pPr>
+            <w:r>
+              <w:rPr>
+                <w:sz w:val="20"/>
+                <w:szCs w:val="20"/>
+                <w:lang w:val="en-US"/>
+              </w:rPr>
+              <w:t>23</w:t>
+            </w:r>
           </w:p>
         </w:tc>
         <w:tc>
@@ -2376,9 +2464,17 @@
               <w:rPr>
                 <w:sz w:val="20"/>
                 <w:szCs w:val="20"/>
-                <w:lang w:val="uk-UA"/>
-              </w:rPr>
-            </w:pPr>
+                <w:lang w:val="en-US"/>
+              </w:rPr>
+            </w:pPr>
+            <w:r>
+              <w:rPr>
+                <w:sz w:val="20"/>
+                <w:szCs w:val="20"/>
+                <w:lang w:val="en-US"/>
+              </w:rPr>
+              <w:t>38</w:t>
+            </w:r>
           </w:p>
         </w:tc>
         <w:tc>
@@ -2499,9 +2595,17 @@
               <w:rPr>
                 <w:sz w:val="20"/>
                 <w:szCs w:val="20"/>
-                <w:lang w:val="uk-UA"/>
-              </w:rPr>
-            </w:pPr>
+                <w:lang w:val="en-US"/>
+              </w:rPr>
+            </w:pPr>
+            <w:r>
+              <w:rPr>
+                <w:sz w:val="20"/>
+                <w:szCs w:val="20"/>
+                <w:lang w:val="en-US"/>
+              </w:rPr>
+              <w:t>28</w:t>
+            </w:r>
           </w:p>
         </w:tc>
         <w:tc>
@@ -2539,9 +2643,17 @@
               <w:rPr>
                 <w:sz w:val="20"/>
                 <w:szCs w:val="20"/>
-                <w:lang w:val="uk-UA"/>
-              </w:rPr>
-            </w:pPr>
+                <w:lang w:val="en-US"/>
+              </w:rPr>
+            </w:pPr>
+            <w:r>
+              <w:rPr>
+                <w:sz w:val="20"/>
+                <w:szCs w:val="20"/>
+                <w:lang w:val="en-US"/>
+              </w:rPr>
+              <w:t>46</w:t>
+            </w:r>
           </w:p>
         </w:tc>
         <w:tc>
@@ -2662,9 +2774,17 @@
               <w:rPr>
                 <w:sz w:val="20"/>
                 <w:szCs w:val="20"/>
-                <w:lang w:val="uk-UA"/>
-              </w:rPr>
-            </w:pPr>
+                <w:lang w:val="en-US"/>
+              </w:rPr>
+            </w:pPr>
+            <w:r>
+              <w:rPr>
+                <w:sz w:val="20"/>
+                <w:szCs w:val="20"/>
+                <w:lang w:val="en-US"/>
+              </w:rPr>
+              <w:t>21</w:t>
+            </w:r>
           </w:p>
         </w:tc>
         <w:tc>
@@ -2702,9 +2822,17 @@
               <w:rPr>
                 <w:sz w:val="20"/>
                 <w:szCs w:val="20"/>
-                <w:lang w:val="uk-UA"/>
-              </w:rPr>
-            </w:pPr>
+                <w:lang w:val="en-US"/>
+              </w:rPr>
+            </w:pPr>
+            <w:r>
+              <w:rPr>
+                <w:sz w:val="20"/>
+                <w:szCs w:val="20"/>
+                <w:lang w:val="en-US"/>
+              </w:rPr>
+              <w:t>36</w:t>
+            </w:r>
           </w:p>
         </w:tc>
         <w:tc>
@@ -3605,9 +3733,17 @@
               <w:rPr>
                 <w:sz w:val="20"/>
                 <w:szCs w:val="20"/>
-                <w:lang w:val="uk-UA"/>
-              </w:rPr>
-            </w:pPr>
+                <w:lang w:val="en-US"/>
+              </w:rPr>
+            </w:pPr>
+            <w:r>
+              <w:rPr>
+                <w:sz w:val="20"/>
+                <w:szCs w:val="20"/>
+                <w:lang w:val="en-US"/>
+              </w:rPr>
+              <w:t>24</w:t>
+            </w:r>
           </w:p>
         </w:tc>
         <w:tc>
@@ -3645,9 +3781,17 @@
               <w:rPr>
                 <w:sz w:val="20"/>
                 <w:szCs w:val="20"/>
-                <w:lang w:val="uk-UA"/>
-              </w:rPr>
-            </w:pPr>
+                <w:lang w:val="en-US"/>
+              </w:rPr>
+            </w:pPr>
+            <w:r>
+              <w:rPr>
+                <w:sz w:val="20"/>
+                <w:szCs w:val="20"/>
+                <w:lang w:val="en-US"/>
+              </w:rPr>
+              <w:t>37</w:t>
+            </w:r>
           </w:p>
         </w:tc>
         <w:tc>
@@ -3933,9 +4077,17 @@
               <w:rPr>
                 <w:sz w:val="20"/>
                 <w:szCs w:val="20"/>
-                <w:lang w:val="uk-UA"/>
-              </w:rPr>
-            </w:pPr>
+                <w:lang w:val="en-US"/>
+              </w:rPr>
+            </w:pPr>
+            <w:r>
+              <w:rPr>
+                <w:sz w:val="20"/>
+                <w:szCs w:val="20"/>
+                <w:lang w:val="en-US"/>
+              </w:rPr>
+              <w:t>27</w:t>
+            </w:r>
           </w:p>
         </w:tc>
         <w:tc>
@@ -3973,9 +4125,17 @@
               <w:rPr>
                 <w:sz w:val="20"/>
                 <w:szCs w:val="20"/>
-                <w:lang w:val="uk-UA"/>
-              </w:rPr>
-            </w:pPr>
+                <w:lang w:val="en-US"/>
+              </w:rPr>
+            </w:pPr>
+            <w:r>
+              <w:rPr>
+                <w:sz w:val="20"/>
+                <w:szCs w:val="20"/>
+                <w:lang w:val="en-US"/>
+              </w:rPr>
+              <w:t>51</w:t>
+            </w:r>
           </w:p>
         </w:tc>
         <w:tc>

--- a/Lecture/Chem/Exem/2025_26/3_Gr_2025.docx
+++ b/Lecture/Chem/Exem/2025_26/3_Gr_2025.docx
@@ -580,9 +580,17 @@
               <w:rPr>
                 <w:sz w:val="20"/>
                 <w:szCs w:val="20"/>
-                <w:lang w:val="uk-UA"/>
-              </w:rPr>
-            </w:pPr>
+                <w:lang w:val="en-US"/>
+              </w:rPr>
+            </w:pPr>
+            <w:r>
+              <w:rPr>
+                <w:sz w:val="20"/>
+                <w:szCs w:val="20"/>
+                <w:lang w:val="en-US"/>
+              </w:rPr>
+              <w:t>23</w:t>
+            </w:r>
           </w:p>
         </w:tc>
         <w:tc>
@@ -596,9 +604,17 @@
               <w:rPr>
                 <w:sz w:val="20"/>
                 <w:szCs w:val="20"/>
-                <w:lang w:val="uk-UA"/>
-              </w:rPr>
-            </w:pPr>
+                <w:lang w:val="en-US"/>
+              </w:rPr>
+            </w:pPr>
+            <w:r>
+              <w:rPr>
+                <w:sz w:val="20"/>
+                <w:szCs w:val="20"/>
+                <w:lang w:val="en-US"/>
+              </w:rPr>
+              <w:t>50</w:t>
+            </w:r>
           </w:p>
         </w:tc>
         <w:tc>
@@ -751,9 +767,17 @@
               <w:rPr>
                 <w:sz w:val="20"/>
                 <w:szCs w:val="20"/>
-                <w:lang w:val="uk-UA"/>
-              </w:rPr>
-            </w:pPr>
+                <w:lang w:val="en-US"/>
+              </w:rPr>
+            </w:pPr>
+            <w:r>
+              <w:rPr>
+                <w:sz w:val="20"/>
+                <w:szCs w:val="20"/>
+                <w:lang w:val="en-US"/>
+              </w:rPr>
+              <w:t>12</w:t>
+            </w:r>
           </w:p>
         </w:tc>
         <w:tc>
@@ -767,9 +791,17 @@
               <w:rPr>
                 <w:sz w:val="20"/>
                 <w:szCs w:val="20"/>
-                <w:lang w:val="uk-UA"/>
-              </w:rPr>
-            </w:pPr>
+                <w:lang w:val="en-US"/>
+              </w:rPr>
+            </w:pPr>
+            <w:r>
+              <w:rPr>
+                <w:sz w:val="20"/>
+                <w:szCs w:val="20"/>
+                <w:lang w:val="en-US"/>
+              </w:rPr>
+              <w:t>30</w:t>
+            </w:r>
           </w:p>
         </w:tc>
         <w:tc>
@@ -1289,9 +1321,17 @@
               <w:rPr>
                 <w:sz w:val="20"/>
                 <w:szCs w:val="20"/>
-                <w:lang w:val="uk-UA"/>
-              </w:rPr>
-            </w:pPr>
+                <w:lang w:val="en-US"/>
+              </w:rPr>
+            </w:pPr>
+            <w:r>
+              <w:rPr>
+                <w:sz w:val="20"/>
+                <w:szCs w:val="20"/>
+                <w:lang w:val="en-US"/>
+              </w:rPr>
+              <w:t>23</w:t>
+            </w:r>
           </w:p>
         </w:tc>
         <w:tc>
@@ -1305,9 +1345,17 @@
               <w:rPr>
                 <w:sz w:val="20"/>
                 <w:szCs w:val="20"/>
-                <w:lang w:val="uk-UA"/>
-              </w:rPr>
-            </w:pPr>
+                <w:lang w:val="en-US"/>
+              </w:rPr>
+            </w:pPr>
+            <w:r>
+              <w:rPr>
+                <w:sz w:val="20"/>
+                <w:szCs w:val="20"/>
+                <w:lang w:val="en-US"/>
+              </w:rPr>
+              <w:t>49</w:t>
+            </w:r>
           </w:p>
         </w:tc>
         <w:tc>
@@ -1436,9 +1484,17 @@
               <w:rPr>
                 <w:sz w:val="20"/>
                 <w:szCs w:val="20"/>
-                <w:lang w:val="uk-UA"/>
-              </w:rPr>
-            </w:pPr>
+                <w:lang w:val="en-US"/>
+              </w:rPr>
+            </w:pPr>
+            <w:r>
+              <w:rPr>
+                <w:sz w:val="20"/>
+                <w:szCs w:val="20"/>
+                <w:lang w:val="en-US"/>
+              </w:rPr>
+              <w:t>28</w:t>
+            </w:r>
           </w:p>
         </w:tc>
         <w:tc>
@@ -1476,9 +1532,17 @@
               <w:rPr>
                 <w:sz w:val="20"/>
                 <w:szCs w:val="20"/>
-                <w:lang w:val="uk-UA"/>
-              </w:rPr>
-            </w:pPr>
+                <w:lang w:val="en-US"/>
+              </w:rPr>
+            </w:pPr>
+            <w:r>
+              <w:rPr>
+                <w:sz w:val="20"/>
+                <w:szCs w:val="20"/>
+                <w:lang w:val="en-US"/>
+              </w:rPr>
+              <w:t>51</w:t>
+            </w:r>
           </w:p>
         </w:tc>
         <w:tc>
@@ -1607,9 +1671,17 @@
               <w:rPr>
                 <w:sz w:val="20"/>
                 <w:szCs w:val="20"/>
-                <w:lang w:val="uk-UA"/>
-              </w:rPr>
-            </w:pPr>
+                <w:lang w:val="en-US"/>
+              </w:rPr>
+            </w:pPr>
+            <w:r>
+              <w:rPr>
+                <w:sz w:val="20"/>
+                <w:szCs w:val="20"/>
+                <w:lang w:val="en-US"/>
+              </w:rPr>
+              <w:t>20</w:t>
+            </w:r>
           </w:p>
         </w:tc>
         <w:tc>
@@ -1623,9 +1695,17 @@
               <w:rPr>
                 <w:sz w:val="20"/>
                 <w:szCs w:val="20"/>
-                <w:lang w:val="uk-UA"/>
-              </w:rPr>
-            </w:pPr>
+                <w:lang w:val="en-US"/>
+              </w:rPr>
+            </w:pPr>
+            <w:r>
+              <w:rPr>
+                <w:sz w:val="20"/>
+                <w:szCs w:val="20"/>
+                <w:lang w:val="en-US"/>
+              </w:rPr>
+              <w:t>16</w:t>
+            </w:r>
           </w:p>
         </w:tc>
         <w:tc>
@@ -1639,9 +1719,17 @@
               <w:rPr>
                 <w:sz w:val="20"/>
                 <w:szCs w:val="20"/>
-                <w:lang w:val="uk-UA"/>
-              </w:rPr>
-            </w:pPr>
+                <w:lang w:val="en-US"/>
+              </w:rPr>
+            </w:pPr>
+            <w:r>
+              <w:rPr>
+                <w:sz w:val="20"/>
+                <w:szCs w:val="20"/>
+                <w:lang w:val="en-US"/>
+              </w:rPr>
+              <w:t>36</w:t>
+            </w:r>
           </w:p>
         </w:tc>
         <w:tc>
@@ -1762,9 +1850,17 @@
               <w:rPr>
                 <w:sz w:val="20"/>
                 <w:szCs w:val="20"/>
-                <w:lang w:val="uk-UA"/>
-              </w:rPr>
-            </w:pPr>
+                <w:lang w:val="en-US"/>
+              </w:rPr>
+            </w:pPr>
+            <w:r>
+              <w:rPr>
+                <w:sz w:val="20"/>
+                <w:szCs w:val="20"/>
+                <w:lang w:val="en-US"/>
+              </w:rPr>
+              <w:t>27</w:t>
+            </w:r>
           </w:p>
         </w:tc>
         <w:tc>
@@ -1778,9 +1874,17 @@
               <w:rPr>
                 <w:sz w:val="20"/>
                 <w:szCs w:val="20"/>
-                <w:lang w:val="uk-UA"/>
-              </w:rPr>
-            </w:pPr>
+                <w:lang w:val="en-US"/>
+              </w:rPr>
+            </w:pPr>
+            <w:r>
+              <w:rPr>
+                <w:sz w:val="20"/>
+                <w:szCs w:val="20"/>
+                <w:lang w:val="en-US"/>
+              </w:rPr>
+              <w:t>24</w:t>
+            </w:r>
           </w:p>
         </w:tc>
         <w:tc>
@@ -1794,9 +1898,17 @@
               <w:rPr>
                 <w:sz w:val="20"/>
                 <w:szCs w:val="20"/>
-                <w:lang w:val="uk-UA"/>
-              </w:rPr>
-            </w:pPr>
+                <w:lang w:val="en-US"/>
+              </w:rPr>
+            </w:pPr>
+            <w:r>
+              <w:rPr>
+                <w:sz w:val="20"/>
+                <w:szCs w:val="20"/>
+                <w:lang w:val="en-US"/>
+              </w:rPr>
+              <w:t>51</w:t>
+            </w:r>
           </w:p>
         </w:tc>
         <w:tc>
@@ -1942,9 +2054,17 @@
               <w:rPr>
                 <w:sz w:val="20"/>
                 <w:szCs w:val="20"/>
-                <w:lang w:val="uk-UA"/>
-              </w:rPr>
-            </w:pPr>
+                <w:lang w:val="en-US"/>
+              </w:rPr>
+            </w:pPr>
+            <w:r>
+              <w:rPr>
+                <w:sz w:val="20"/>
+                <w:szCs w:val="20"/>
+                <w:lang w:val="en-US"/>
+              </w:rPr>
+              <w:t>22</w:t>
+            </w:r>
           </w:p>
         </w:tc>
         <w:tc>
@@ -1958,9 +2078,17 @@
               <w:rPr>
                 <w:sz w:val="20"/>
                 <w:szCs w:val="20"/>
-                <w:lang w:val="uk-UA"/>
-              </w:rPr>
-            </w:pPr>
+                <w:lang w:val="en-US"/>
+              </w:rPr>
+            </w:pPr>
+            <w:r>
+              <w:rPr>
+                <w:sz w:val="20"/>
+                <w:szCs w:val="20"/>
+                <w:lang w:val="en-US"/>
+              </w:rPr>
+              <w:t>42</w:t>
+            </w:r>
           </w:p>
         </w:tc>
         <w:tc>
@@ -2261,9 +2389,17 @@
               <w:rPr>
                 <w:sz w:val="20"/>
                 <w:szCs w:val="20"/>
-                <w:lang w:val="uk-UA"/>
-              </w:rPr>
-            </w:pPr>
+                <w:lang w:val="en-US"/>
+              </w:rPr>
+            </w:pPr>
+            <w:r>
+              <w:rPr>
+                <w:sz w:val="20"/>
+                <w:szCs w:val="20"/>
+                <w:lang w:val="en-US"/>
+              </w:rPr>
+              <w:t>27</w:t>
+            </w:r>
           </w:p>
         </w:tc>
         <w:tc>
@@ -2277,9 +2413,17 @@
               <w:rPr>
                 <w:sz w:val="20"/>
                 <w:szCs w:val="20"/>
-                <w:lang w:val="uk-UA"/>
-              </w:rPr>
-            </w:pPr>
+                <w:lang w:val="en-US"/>
+              </w:rPr>
+            </w:pPr>
+            <w:r>
+              <w:rPr>
+                <w:sz w:val="20"/>
+                <w:szCs w:val="20"/>
+                <w:lang w:val="en-US"/>
+              </w:rPr>
+              <w:t>28</w:t>
+            </w:r>
           </w:p>
         </w:tc>
         <w:tc>
@@ -2293,9 +2437,17 @@
               <w:rPr>
                 <w:sz w:val="20"/>
                 <w:szCs w:val="20"/>
-                <w:lang w:val="uk-UA"/>
-              </w:rPr>
-            </w:pPr>
+                <w:lang w:val="en-US"/>
+              </w:rPr>
+            </w:pPr>
+            <w:r>
+              <w:rPr>
+                <w:sz w:val="20"/>
+                <w:szCs w:val="20"/>
+                <w:lang w:val="en-US"/>
+              </w:rPr>
+              <w:t>55</w:t>
+            </w:r>
           </w:p>
         </w:tc>
         <w:tc>
@@ -2954,9 +3106,17 @@
               <w:rPr>
                 <w:sz w:val="20"/>
                 <w:szCs w:val="20"/>
-                <w:lang w:val="uk-UA"/>
-              </w:rPr>
-            </w:pPr>
+                <w:lang w:val="en-US"/>
+              </w:rPr>
+            </w:pPr>
+            <w:r>
+              <w:rPr>
+                <w:sz w:val="20"/>
+                <w:szCs w:val="20"/>
+                <w:lang w:val="en-US"/>
+              </w:rPr>
+              <w:t>18</w:t>
+            </w:r>
           </w:p>
         </w:tc>
         <w:tc>
@@ -2970,9 +3130,17 @@
               <w:rPr>
                 <w:sz w:val="20"/>
                 <w:szCs w:val="20"/>
-                <w:lang w:val="uk-UA"/>
-              </w:rPr>
-            </w:pPr>
+                <w:lang w:val="en-US"/>
+              </w:rPr>
+            </w:pPr>
+            <w:r>
+              <w:rPr>
+                <w:sz w:val="20"/>
+                <w:szCs w:val="20"/>
+                <w:lang w:val="en-US"/>
+              </w:rPr>
+              <w:t>19</w:t>
+            </w:r>
           </w:p>
         </w:tc>
         <w:tc>
@@ -2986,9 +3154,17 @@
               <w:rPr>
                 <w:sz w:val="20"/>
                 <w:szCs w:val="20"/>
-                <w:lang w:val="uk-UA"/>
-              </w:rPr>
-            </w:pPr>
+                <w:lang w:val="en-US"/>
+              </w:rPr>
+            </w:pPr>
+            <w:r>
+              <w:rPr>
+                <w:sz w:val="20"/>
+                <w:szCs w:val="20"/>
+                <w:lang w:val="en-US"/>
+              </w:rPr>
+              <w:t>37</w:t>
+            </w:r>
           </w:p>
         </w:tc>
         <w:tc>
@@ -3109,9 +3285,17 @@
               <w:rPr>
                 <w:sz w:val="20"/>
                 <w:szCs w:val="20"/>
-                <w:lang w:val="uk-UA"/>
-              </w:rPr>
-            </w:pPr>
+                <w:lang w:val="en-US"/>
+              </w:rPr>
+            </w:pPr>
+            <w:r>
+              <w:rPr>
+                <w:sz w:val="20"/>
+                <w:szCs w:val="20"/>
+                <w:lang w:val="en-US"/>
+              </w:rPr>
+              <w:t>24</w:t>
+            </w:r>
           </w:p>
         </w:tc>
         <w:tc>
@@ -3125,9 +3309,17 @@
               <w:rPr>
                 <w:sz w:val="20"/>
                 <w:szCs w:val="20"/>
-                <w:lang w:val="uk-UA"/>
-              </w:rPr>
-            </w:pPr>
+                <w:lang w:val="en-US"/>
+              </w:rPr>
+            </w:pPr>
+            <w:r>
+              <w:rPr>
+                <w:sz w:val="20"/>
+                <w:szCs w:val="20"/>
+                <w:lang w:val="en-US"/>
+              </w:rPr>
+              <w:t>23</w:t>
+            </w:r>
           </w:p>
         </w:tc>
         <w:tc>
@@ -3141,9 +3333,17 @@
               <w:rPr>
                 <w:sz w:val="20"/>
                 <w:szCs w:val="20"/>
-                <w:lang w:val="uk-UA"/>
-              </w:rPr>
-            </w:pPr>
+                <w:lang w:val="en-US"/>
+              </w:rPr>
+            </w:pPr>
+            <w:r>
+              <w:rPr>
+                <w:sz w:val="20"/>
+                <w:szCs w:val="20"/>
+                <w:lang w:val="en-US"/>
+              </w:rPr>
+              <w:t>47</w:t>
+            </w:r>
           </w:p>
         </w:tc>
         <w:tc>
@@ -3265,9 +3465,17 @@
               <w:rPr>
                 <w:sz w:val="20"/>
                 <w:szCs w:val="20"/>
-                <w:lang w:val="uk-UA"/>
-              </w:rPr>
-            </w:pPr>
+                <w:lang w:val="en-US"/>
+              </w:rPr>
+            </w:pPr>
+            <w:r>
+              <w:rPr>
+                <w:sz w:val="20"/>
+                <w:szCs w:val="20"/>
+                <w:lang w:val="en-US"/>
+              </w:rPr>
+              <w:t>28</w:t>
+            </w:r>
           </w:p>
         </w:tc>
         <w:tc>
@@ -3281,9 +3489,17 @@
               <w:rPr>
                 <w:sz w:val="20"/>
                 <w:szCs w:val="20"/>
-                <w:lang w:val="uk-UA"/>
-              </w:rPr>
-            </w:pPr>
+                <w:lang w:val="en-US"/>
+              </w:rPr>
+            </w:pPr>
+            <w:r>
+              <w:rPr>
+                <w:sz w:val="20"/>
+                <w:szCs w:val="20"/>
+                <w:lang w:val="en-US"/>
+              </w:rPr>
+              <w:t>25</w:t>
+            </w:r>
           </w:p>
         </w:tc>
         <w:tc>
@@ -3297,9 +3513,17 @@
               <w:rPr>
                 <w:sz w:val="20"/>
                 <w:szCs w:val="20"/>
-                <w:lang w:val="uk-UA"/>
-              </w:rPr>
-            </w:pPr>
+                <w:lang w:val="en-US"/>
+              </w:rPr>
+            </w:pPr>
+            <w:r>
+              <w:rPr>
+                <w:sz w:val="20"/>
+                <w:szCs w:val="20"/>
+                <w:lang w:val="en-US"/>
+              </w:rPr>
+              <w:t>53</w:t>
+            </w:r>
           </w:p>
         </w:tc>
         <w:tc>
@@ -3421,9 +3645,17 @@
               <w:rPr>
                 <w:sz w:val="20"/>
                 <w:szCs w:val="20"/>
-                <w:lang w:val="uk-UA"/>
-              </w:rPr>
-            </w:pPr>
+                <w:lang w:val="en-US"/>
+              </w:rPr>
+            </w:pPr>
+            <w:r>
+              <w:rPr>
+                <w:sz w:val="20"/>
+                <w:szCs w:val="20"/>
+                <w:lang w:val="en-US"/>
+              </w:rPr>
+              <w:t>18</w:t>
+            </w:r>
           </w:p>
         </w:tc>
         <w:tc>
@@ -3437,9 +3669,17 @@
               <w:rPr>
                 <w:sz w:val="20"/>
                 <w:szCs w:val="20"/>
-                <w:lang w:val="uk-UA"/>
-              </w:rPr>
-            </w:pPr>
+                <w:lang w:val="en-US"/>
+              </w:rPr>
+            </w:pPr>
+            <w:r>
+              <w:rPr>
+                <w:sz w:val="20"/>
+                <w:szCs w:val="20"/>
+                <w:lang w:val="en-US"/>
+              </w:rPr>
+              <w:t>16</w:t>
+            </w:r>
           </w:p>
         </w:tc>
         <w:tc>
@@ -3453,9 +3693,17 @@
               <w:rPr>
                 <w:sz w:val="20"/>
                 <w:szCs w:val="20"/>
-                <w:lang w:val="uk-UA"/>
-              </w:rPr>
-            </w:pPr>
+                <w:lang w:val="en-US"/>
+              </w:rPr>
+            </w:pPr>
+            <w:r>
+              <w:rPr>
+                <w:sz w:val="20"/>
+                <w:szCs w:val="20"/>
+                <w:lang w:val="en-US"/>
+              </w:rPr>
+              <w:t>34</w:t>
+            </w:r>
           </w:p>
         </w:tc>
         <w:tc>
@@ -3577,9 +3825,17 @@
               <w:rPr>
                 <w:sz w:val="20"/>
                 <w:szCs w:val="20"/>
-                <w:lang w:val="uk-UA"/>
-              </w:rPr>
-            </w:pPr>
+                <w:lang w:val="en-US"/>
+              </w:rPr>
+            </w:pPr>
+            <w:r>
+              <w:rPr>
+                <w:sz w:val="20"/>
+                <w:szCs w:val="20"/>
+                <w:lang w:val="en-US"/>
+              </w:rPr>
+              <w:t>28</w:t>
+            </w:r>
           </w:p>
         </w:tc>
         <w:tc>
@@ -3593,9 +3849,17 @@
               <w:rPr>
                 <w:sz w:val="20"/>
                 <w:szCs w:val="20"/>
-                <w:lang w:val="uk-UA"/>
-              </w:rPr>
-            </w:pPr>
+                <w:lang w:val="en-US"/>
+              </w:rPr>
+            </w:pPr>
+            <w:r>
+              <w:rPr>
+                <w:sz w:val="20"/>
+                <w:szCs w:val="20"/>
+                <w:lang w:val="en-US"/>
+              </w:rPr>
+              <w:t>26</w:t>
+            </w:r>
           </w:p>
         </w:tc>
         <w:tc>
@@ -3609,9 +3873,17 @@
               <w:rPr>
                 <w:sz w:val="20"/>
                 <w:szCs w:val="20"/>
-                <w:lang w:val="uk-UA"/>
-              </w:rPr>
-            </w:pPr>
+                <w:lang w:val="en-US"/>
+              </w:rPr>
+            </w:pPr>
+            <w:r>
+              <w:rPr>
+                <w:sz w:val="20"/>
+                <w:szCs w:val="20"/>
+                <w:lang w:val="en-US"/>
+              </w:rPr>
+              <w:t>54</w:t>
+            </w:r>
           </w:p>
         </w:tc>
         <w:tc>
@@ -3913,9 +4185,17 @@
               <w:rPr>
                 <w:sz w:val="20"/>
                 <w:szCs w:val="20"/>
-                <w:lang w:val="uk-UA"/>
-              </w:rPr>
-            </w:pPr>
+                <w:lang w:val="en-US"/>
+              </w:rPr>
+            </w:pPr>
+            <w:r>
+              <w:rPr>
+                <w:sz w:val="20"/>
+                <w:szCs w:val="20"/>
+                <w:lang w:val="en-US"/>
+              </w:rPr>
+              <w:t>24</w:t>
+            </w:r>
           </w:p>
         </w:tc>
         <w:tc>
@@ -3953,9 +4233,17 @@
               <w:rPr>
                 <w:sz w:val="20"/>
                 <w:szCs w:val="20"/>
-                <w:lang w:val="uk-UA"/>
-              </w:rPr>
-            </w:pPr>
+                <w:lang w:val="en-US"/>
+              </w:rPr>
+            </w:pPr>
+            <w:r>
+              <w:rPr>
+                <w:sz w:val="20"/>
+                <w:szCs w:val="20"/>
+                <w:lang w:val="en-US"/>
+              </w:rPr>
+              <w:t>42</w:t>
+            </w:r>
           </w:p>
         </w:tc>
         <w:tc>
